--- a/Экзамен_МПП_шпаргалка_вопрос_ответ.docx
+++ b/Экзамен_МПП_шпаргалка_вопрос_ответ.docx
@@ -4,7 +4,6 @@
   <w:body>
     <w:p>
       <w:pPr>
-        <w:spacing w:after="80"/>
         <w:jc w:val="center"/>
       </w:pPr>
       <w:r>
@@ -19,7 +18,6 @@
     </w:p>
     <w:p>
       <w:pPr>
-        <w:spacing w:after="40"/>
         <w:jc w:val="center"/>
       </w:pPr>
       <w:r>
@@ -44,7 +42,7 @@
           <w:color w:val="595959"/>
           <w:sz w:val="22"/>
         </w:rPr>
-        <w:t>Шпаргалка: вопрос — ответ + доп. вопросы экзаменатора</w:t>
+        <w:t>Шпаргалка: вопрос — ответ + доп. вопросы с развернутыми ответами</w:t>
       </w:r>
     </w:p>
     <w:p>
@@ -96,11 +94,7 @@
             <w:pPr>
               <w:spacing w:before="40" w:after="40"/>
             </w:pPr>
-            <w:r>
-              <w:rPr>
-                <w:color w:val="FFFFFF"/>
-              </w:rPr>
-            </w:r>
+            <w:r/>
             <w:r>
               <w:rPr>
                 <w:rFonts w:ascii="Calibri" w:hAnsi="Calibri" w:eastAsia="Calibri"/>
@@ -121,11 +115,7 @@
             <w:pPr>
               <w:spacing w:before="40" w:after="40"/>
             </w:pPr>
-            <w:r>
-              <w:rPr>
-                <w:color w:val="FFFFFF"/>
-              </w:rPr>
-            </w:r>
+            <w:r/>
             <w:r>
               <w:rPr>
                 <w:rFonts w:ascii="Calibri" w:hAnsi="Calibri" w:eastAsia="Calibri"/>
@@ -146,11 +136,7 @@
             <w:pPr>
               <w:spacing w:before="40" w:after="40"/>
             </w:pPr>
-            <w:r>
-              <w:rPr>
-                <w:color w:val="FFFFFF"/>
-              </w:rPr>
-            </w:r>
+            <w:r/>
             <w:r>
               <w:rPr>
                 <w:rFonts w:ascii="Calibri" w:hAnsi="Calibri" w:eastAsia="Calibri"/>
@@ -171,11 +157,7 @@
             <w:pPr>
               <w:spacing w:before="40" w:after="40"/>
             </w:pPr>
-            <w:r>
-              <w:rPr>
-                <w:color w:val="FFFFFF"/>
-              </w:rPr>
-            </w:r>
+            <w:r/>
             <w:r>
               <w:rPr>
                 <w:rFonts w:ascii="Calibri" w:hAnsi="Calibri" w:eastAsia="Calibri"/>
@@ -658,20 +640,6 @@
     </w:p>
     <w:p>
       <w:pPr>
-        <w:spacing w:before="280" w:after="120"/>
-      </w:pPr>
-      <w:r>
-        <w:rPr>
-          <w:rFonts w:ascii="Calibri" w:hAnsi="Calibri" w:eastAsia="Calibri"/>
-          <w:b/>
-          <w:color w:val="1F4E79"/>
-          <w:sz w:val="32"/>
-        </w:rPr>
-        <w:t>Вопросы экзамена: ответ + доп. вопросы</w:t>
-      </w:r>
-    </w:p>
-    <w:p>
-      <w:pPr>
         <w:spacing w:before="200" w:after="120"/>
       </w:pPr>
       <w:r>
@@ -741,7 +709,7 @@
     </w:p>
     <w:p>
       <w:pPr>
-        <w:spacing w:before="0" w:after="40" w:line="276" w:lineRule="auto"/>
+        <w:spacing w:before="0" w:after="80" w:line="276" w:lineRule="auto"/>
       </w:pPr>
       <w:r>
         <w:rPr>
@@ -749,13 +717,26 @@
           <w:b/>
           <w:sz w:val="22"/>
         </w:rPr>
-        <w:t>Доп. вопросы экзаменатора:</w:t>
+        <w:t>Доп. вопросы экзаменатора (с ответами):</w:t>
       </w:r>
     </w:p>
     <w:p>
       <w:pPr>
-        <w:pStyle w:val="ListBullet"/>
-        <w:spacing w:before="0" w:after="40" w:line="264" w:lineRule="auto"/>
+        <w:spacing w:before="0" w:after="40" w:line="276" w:lineRule="auto"/>
+      </w:pPr>
+      <w:r>
+        <w:rPr>
+          <w:rFonts w:ascii="Calibri" w:hAnsi="Calibri" w:eastAsia="Calibri"/>
+          <w:b/>
+          <w:color w:val="333333"/>
+          <w:sz w:val="22"/>
+        </w:rPr>
+        <w:t>1. Клиент говорит, что у него проблемы с расчетом зарплаты. Что ты должен понять и у кого уточнить потребность?</w:t>
+      </w:r>
+    </w:p>
+    <w:p>
+      <w:pPr>
+        <w:spacing w:before="0" w:after="160" w:line="276" w:lineRule="auto"/>
       </w:pPr>
       <w:r>
         <w:rPr>
@@ -763,13 +744,26 @@
           <w:b w:val="0"/>
           <w:sz w:val="22"/>
         </w:rPr>
-        <w:t>Клиент говорит, что у него проблемы с расчетом зарплаты. Что ты должен понять и у кого уточнить потребность?</w:t>
+        <w:t>Ответ: Понять, в чем именно проблема: ошибки в начислениях, срыв сроков, ручной труд, отсутствие табеля, кадровые документы «на бумаге», выгрузки в банк. Уточнять у того, кто ведет процесс — расчетчик ЗП, кадровик, иногда главбух. Дальше выяснить: нужна ли автоматизация расчета (ЗУП), кадровый ЭДО, кабинет сотрудника или связка этих решений.</w:t>
       </w:r>
     </w:p>
     <w:p>
       <w:pPr>
-        <w:pStyle w:val="ListBullet"/>
-        <w:spacing w:before="0" w:after="40" w:line="264" w:lineRule="auto"/>
+        <w:spacing w:before="0" w:after="40" w:line="276" w:lineRule="auto"/>
+      </w:pPr>
+      <w:r>
+        <w:rPr>
+          <w:rFonts w:ascii="Calibri" w:hAnsi="Calibri" w:eastAsia="Calibri"/>
+          <w:b/>
+          <w:color w:val="333333"/>
+          <w:sz w:val="22"/>
+        </w:rPr>
+        <w:t>2. К какому виду учета относится КЭДО? А ЭДО с контрагентами?</w:t>
+      </w:r>
+    </w:p>
+    <w:p>
+      <w:pPr>
+        <w:spacing w:before="0" w:after="160" w:line="276" w:lineRule="auto"/>
       </w:pPr>
       <w:r>
         <w:rPr>
@@ -777,13 +771,26 @@
           <w:b w:val="0"/>
           <w:sz w:val="22"/>
         </w:rPr>
-        <w:t>К какому виду учета относится КЭДО? А ЭДО с контрагентами?</w:t>
+        <w:t>Ответ: КЭДО — кадровый учет (и рядом расчет ЗП, если документы влияют на оплату). ЭДО с контрагентами — бухгалтерский/налоговый и частично оперативный (счета, УПД, акты). Важно не путать: разный процесс, разный ЛПР, разные продукты.</w:t>
       </w:r>
     </w:p>
     <w:p>
       <w:pPr>
-        <w:pStyle w:val="ListBullet"/>
-        <w:spacing w:before="0" w:after="40" w:line="264" w:lineRule="auto"/>
+        <w:spacing w:before="0" w:after="40" w:line="276" w:lineRule="auto"/>
+      </w:pPr>
+      <w:r>
+        <w:rPr>
+          <w:rFonts w:ascii="Calibri" w:hAnsi="Calibri" w:eastAsia="Calibri"/>
+          <w:b/>
+          <w:color w:val="333333"/>
+          <w:sz w:val="22"/>
+        </w:rPr>
+        <w:t>3. С кем ты будешь говорить, если клиент жалуется на «нет управленческой отчетности»?</w:t>
+      </w:r>
+    </w:p>
+    <w:p>
+      <w:pPr>
+        <w:spacing w:before="0" w:after="160" w:line="276" w:lineRule="auto"/>
       </w:pPr>
       <w:r>
         <w:rPr>
@@ -791,13 +798,26 @@
           <w:b w:val="0"/>
           <w:sz w:val="22"/>
         </w:rPr>
-        <w:t>С кем ты будешь говорить, если клиент жалуется на «нет управленческой отчетности»?</w:t>
+        <w:t>Ответ: С собственником, CEO, финансовым или коммерческим директором — теми, кто принимает решения по цифрам. Бухгалтер может быть носителем данных, но боль «нет управленки» обычно у руководителя. Задача МПП — понять, каких отчетов не хватает и для каких решений.</w:t>
       </w:r>
     </w:p>
     <w:p>
       <w:pPr>
-        <w:pStyle w:val="ListBullet"/>
-        <w:spacing w:before="0" w:after="40" w:line="264" w:lineRule="auto"/>
+        <w:spacing w:before="0" w:after="40" w:line="276" w:lineRule="auto"/>
+      </w:pPr>
+      <w:r>
+        <w:rPr>
+          <w:rFonts w:ascii="Calibri" w:hAnsi="Calibri" w:eastAsia="Calibri"/>
+          <w:b/>
+          <w:color w:val="333333"/>
+          <w:sz w:val="22"/>
+        </w:rPr>
+        <w:t>4. Чем бухгалтерский учет отличается от управленческого с точки зрения задач клиента?</w:t>
+      </w:r>
+    </w:p>
+    <w:p>
+      <w:pPr>
+        <w:spacing w:before="0" w:after="160" w:line="276" w:lineRule="auto"/>
       </w:pPr>
       <w:r>
         <w:rPr>
@@ -805,13 +825,26 @@
           <w:b w:val="0"/>
           <w:sz w:val="22"/>
         </w:rPr>
-        <w:t>Чем бухгалтерский учет отличается от управленческого с точки зрения задач клиента?</w:t>
+        <w:t>Ответ: Бухгалтерский — для внешнего соответствия: отчетность, налоги, проверки. Управленческий — для внутренних решений: маржа, затраты, план/факт, KPI. Клиенту «для налоговой» и клиенту «чтобы понимать прибыль по направлениям» нужны разные акценты в разговоре и разные решения.</w:t>
       </w:r>
     </w:p>
     <w:p>
       <w:pPr>
-        <w:pStyle w:val="ListBullet"/>
-        <w:spacing w:before="0" w:after="40" w:line="264" w:lineRule="auto"/>
+        <w:spacing w:before="0" w:after="40" w:line="276" w:lineRule="auto"/>
+      </w:pPr>
+      <w:r>
+        <w:rPr>
+          <w:rFonts w:ascii="Calibri" w:hAnsi="Calibri" w:eastAsia="Calibri"/>
+          <w:b/>
+          <w:color w:val="333333"/>
+          <w:sz w:val="22"/>
+        </w:rPr>
+        <w:t>5. Какой продукт предложишь, если боль в оперативном учете склада?</w:t>
+      </w:r>
+    </w:p>
+    <w:p>
+      <w:pPr>
+        <w:spacing w:before="0" w:after="160" w:line="276" w:lineRule="auto"/>
       </w:pPr>
       <w:r>
         <w:rPr>
@@ -819,7 +852,7 @@
           <w:b w:val="0"/>
           <w:sz w:val="22"/>
         </w:rPr>
-        <w:t>Какой продукт предложишь, если боль в оперативном учете склада?</w:t>
+        <w:t>Ответ: Смотреть в сторону оперативного контура: учет остатков, перемещений, заказов — например 1С:УТ / ERP-складской функционал, иногда ЭПД/логистика, если боль в документах перевозок. Сначала уточнить: что именно ломается — остатки, комплектация, скорость отгрузки, прозрачность для продаж.</w:t>
       </w:r>
     </w:p>
     <w:p>
@@ -921,7 +954,7 @@
     </w:p>
     <w:p>
       <w:pPr>
-        <w:spacing w:before="0" w:after="40" w:line="276" w:lineRule="auto"/>
+        <w:spacing w:before="0" w:after="80" w:line="276" w:lineRule="auto"/>
       </w:pPr>
       <w:r>
         <w:rPr>
@@ -929,13 +962,26 @@
           <w:b/>
           <w:sz w:val="22"/>
         </w:rPr>
-        <w:t>Доп. вопросы экзаменатора:</w:t>
+        <w:t>Доп. вопросы экзаменатора (с ответами):</w:t>
       </w:r>
     </w:p>
     <w:p>
       <w:pPr>
-        <w:pStyle w:val="ListBullet"/>
-        <w:spacing w:before="0" w:after="40" w:line="264" w:lineRule="auto"/>
+        <w:spacing w:before="0" w:after="40" w:line="276" w:lineRule="auto"/>
+      </w:pPr>
+      <w:r>
+        <w:rPr>
+          <w:rFonts w:ascii="Calibri" w:hAnsi="Calibri" w:eastAsia="Calibri"/>
+          <w:b/>
+          <w:color w:val="333333"/>
+          <w:sz w:val="22"/>
+        </w:rPr>
+        <w:t>1. Клиент просит «демо 1С». Какой может быть реальная потребность?</w:t>
+      </w:r>
+    </w:p>
+    <w:p>
+      <w:pPr>
+        <w:spacing w:before="0" w:after="160" w:line="276" w:lineRule="auto"/>
       </w:pPr>
       <w:r>
         <w:rPr>
@@ -943,13 +989,26 @@
           <w:b w:val="0"/>
           <w:sz w:val="22"/>
         </w:rPr>
-        <w:t>Клиент просит «демо 1С». Какой может быть реальная потребность?</w:t>
+        <w:t>Ответ: За запросом «демо» может быть: понять, закроет ли продукт боль по кадрам/складу/ЭДО; сравнить с текущей системой; получить аргументы для руководства; проверить интеграцию. МПП уточняет: что хотите увидеть на демо и какую задачу решаете — иначе покажет «всё подряд» и потеряет интерес.</w:t>
       </w:r>
     </w:p>
     <w:p>
       <w:pPr>
-        <w:pStyle w:val="ListBullet"/>
-        <w:spacing w:before="0" w:after="40" w:line="264" w:lineRule="auto"/>
+        <w:spacing w:before="0" w:after="40" w:line="276" w:lineRule="auto"/>
+      </w:pPr>
+      <w:r>
+        <w:rPr>
+          <w:rFonts w:ascii="Calibri" w:hAnsi="Calibri" w:eastAsia="Calibri"/>
+          <w:b/>
+          <w:color w:val="333333"/>
+          <w:sz w:val="22"/>
+        </w:rPr>
+        <w:t>2. Как ты отличишь запрос от потребности в разговоре?</w:t>
+      </w:r>
+    </w:p>
+    <w:p>
+      <w:pPr>
+        <w:spacing w:before="0" w:after="160" w:line="276" w:lineRule="auto"/>
       </w:pPr>
       <w:r>
         <w:rPr>
@@ -957,13 +1016,26 @@
           <w:b w:val="0"/>
           <w:sz w:val="22"/>
         </w:rPr>
-        <w:t>Как ты отличишь запрос от потребности в разговоре?</w:t>
+        <w:t>Ответ: Запрос — формулировка «хочу X». Потребность — ответ на «зачем / какая проблема / какой результат». Если клиент говорит только «нужна ЭП», это запрос. Если «кадровик тонет в бумаге и подписи собираем неделями» — потребность.</w:t>
       </w:r>
     </w:p>
     <w:p>
       <w:pPr>
-        <w:pStyle w:val="ListBullet"/>
-        <w:spacing w:before="0" w:after="40" w:line="264" w:lineRule="auto"/>
+        <w:spacing w:before="0" w:after="40" w:line="276" w:lineRule="auto"/>
+      </w:pPr>
+      <w:r>
+        <w:rPr>
+          <w:rFonts w:ascii="Calibri" w:hAnsi="Calibri" w:eastAsia="Calibri"/>
+          <w:b/>
+          <w:color w:val="333333"/>
+          <w:sz w:val="22"/>
+        </w:rPr>
+        <w:t>3. Приведи свой пример: запрос → 3 возможные потребности.</w:t>
+      </w:r>
+    </w:p>
+    <w:p>
+      <w:pPr>
+        <w:spacing w:before="0" w:after="160" w:line="276" w:lineRule="auto"/>
       </w:pPr>
       <w:r>
         <w:rPr>
@@ -971,13 +1043,26 @@
           <w:b w:val="0"/>
           <w:sz w:val="22"/>
         </w:rPr>
-        <w:t>Приведи свой пример: запрос → 3 возможные потребности.</w:t>
+        <w:t>Ответ: Запрос: «Нужен Кабинет сотрудника». Потребности: 1) сотрудники сами берут справки и не дергают HR; 2) ускорить кадровые процессы на удаленке; 3) снизить риски из-за потери/задержки бумажных документов. От выбора потребности зависит акцент презентации.</w:t>
       </w:r>
     </w:p>
     <w:p>
       <w:pPr>
-        <w:pStyle w:val="ListBullet"/>
-        <w:spacing w:before="0" w:after="40" w:line="264" w:lineRule="auto"/>
+        <w:spacing w:before="0" w:after="40" w:line="276" w:lineRule="auto"/>
+      </w:pPr>
+      <w:r>
+        <w:rPr>
+          <w:rFonts w:ascii="Calibri" w:hAnsi="Calibri" w:eastAsia="Calibri"/>
+          <w:b/>
+          <w:color w:val="333333"/>
+          <w:sz w:val="22"/>
+        </w:rPr>
+        <w:t>4. Что ты спросишь, чтобы проверить, правильно ли понял потребность?</w:t>
+      </w:r>
+    </w:p>
+    <w:p>
+      <w:pPr>
+        <w:spacing w:before="0" w:after="160" w:line="276" w:lineRule="auto"/>
       </w:pPr>
       <w:r>
         <w:rPr>
@@ -985,13 +1070,26 @@
           <w:b w:val="0"/>
           <w:sz w:val="22"/>
         </w:rPr>
-        <w:t>Что ты спросишь, чтобы проверить, правильно ли понял потребность?</w:t>
+        <w:t>Ответ: Перефразировать и подтвердить: «Правильно понимаю, что главная цель — сократить время кадровика на сбор подписей, а не просто “иметь ЭП”?» Если клиент поправляет — потребность уточнена. Можно спросить: «Как поймете, что задача решена?»</w:t>
       </w:r>
     </w:p>
     <w:p>
       <w:pPr>
-        <w:pStyle w:val="ListBullet"/>
-        <w:spacing w:before="0" w:after="40" w:line="264" w:lineRule="auto"/>
+        <w:spacing w:before="0" w:after="40" w:line="276" w:lineRule="auto"/>
+      </w:pPr>
+      <w:r>
+        <w:rPr>
+          <w:rFonts w:ascii="Calibri" w:hAnsi="Calibri" w:eastAsia="Calibri"/>
+          <w:b/>
+          <w:color w:val="333333"/>
+          <w:sz w:val="22"/>
+        </w:rPr>
+        <w:t>5. Может ли один запрос вести к разным продуктам? Приведи пример.</w:t>
+      </w:r>
+    </w:p>
+    <w:p>
+      <w:pPr>
+        <w:spacing w:before="0" w:after="160" w:line="276" w:lineRule="auto"/>
       </w:pPr>
       <w:r>
         <w:rPr>
@@ -999,7 +1097,7 @@
           <w:b w:val="0"/>
           <w:sz w:val="22"/>
         </w:rPr>
-        <w:t>Может ли один запрос вести к разным продуктам? Приведи пример.</w:t>
+        <w:t>Ответ: Да. Запрос «нужна электронная подпись» может вести к КЭДО, ЭДО с контрагентами, ЭПД/логистике или просто выпуску сертификатов. Без выяснения процесса МПП рискует предложить не тот контур.</w:t>
       </w:r>
     </w:p>
     <w:p>
@@ -1073,7 +1171,7 @@
     </w:p>
     <w:p>
       <w:pPr>
-        <w:spacing w:before="0" w:after="40" w:line="276" w:lineRule="auto"/>
+        <w:spacing w:before="0" w:after="80" w:line="276" w:lineRule="auto"/>
       </w:pPr>
       <w:r>
         <w:rPr>
@@ -1081,13 +1179,26 @@
           <w:b/>
           <w:sz w:val="22"/>
         </w:rPr>
-        <w:t>Доп. вопросы экзаменатора:</w:t>
+        <w:t>Доп. вопросы экзаменатора (с ответами):</w:t>
       </w:r>
     </w:p>
     <w:p>
       <w:pPr>
-        <w:pStyle w:val="ListBullet"/>
-        <w:spacing w:before="0" w:after="40" w:line="264" w:lineRule="auto"/>
+        <w:spacing w:before="0" w:after="40" w:line="276" w:lineRule="auto"/>
+      </w:pPr>
+      <w:r>
+        <w:rPr>
+          <w:rFonts w:ascii="Calibri" w:hAnsi="Calibri" w:eastAsia="Calibri"/>
+          <w:b/>
+          <w:color w:val="333333"/>
+          <w:sz w:val="22"/>
+        </w:rPr>
+        <w:t>1. Какие 2–3 этапа для тебя самые критичные и почему?</w:t>
+      </w:r>
+    </w:p>
+    <w:p>
+      <w:pPr>
+        <w:spacing w:before="0" w:after="160" w:line="276" w:lineRule="auto"/>
       </w:pPr>
       <w:r>
         <w:rPr>
@@ -1095,13 +1206,26 @@
           <w:b w:val="0"/>
           <w:sz w:val="22"/>
         </w:rPr>
-        <w:t>Какие 2–3 этапа для тебя самые критичные и почему?</w:t>
+        <w:t>Ответ: Обычно: квалификация (есть ли смысл продавать), выявление потребностей (иначе презентация вхолостую), работа с возражениями/закрытие (иначе интерес не превращается в сделку). Без них менеджер либо тратит время на «не тех», либо рассказывает продукт мимо задачи.</w:t>
       </w:r>
     </w:p>
     <w:p>
       <w:pPr>
-        <w:pStyle w:val="ListBullet"/>
-        <w:spacing w:before="0" w:after="40" w:line="264" w:lineRule="auto"/>
+        <w:spacing w:before="0" w:after="40" w:line="276" w:lineRule="auto"/>
+      </w:pPr>
+      <w:r>
+        <w:rPr>
+          <w:rFonts w:ascii="Calibri" w:hAnsi="Calibri" w:eastAsia="Calibri"/>
+          <w:b/>
+          <w:color w:val="333333"/>
+          <w:sz w:val="22"/>
+        </w:rPr>
+        <w:t>2. Что будет, если пропустить квалификацию клиента?</w:t>
+      </w:r>
+    </w:p>
+    <w:p>
+      <w:pPr>
+        <w:spacing w:before="0" w:after="160" w:line="276" w:lineRule="auto"/>
       </w:pPr>
       <w:r>
         <w:rPr>
@@ -1109,13 +1233,26 @@
           <w:b w:val="0"/>
           <w:sz w:val="22"/>
         </w:rPr>
-        <w:t>Что будет, если пропустить квалификацию клиента?</w:t>
+        <w:t>Ответ: Можно потратить часы на демо и КП клиенту без бюджета, полномочий, сроков или релевантной задачи. В итоге «интересно, но не сейчас» или долгий цикл без результата. Квалификация экономит ресурс МПП и компании.</w:t>
       </w:r>
     </w:p>
     <w:p>
       <w:pPr>
-        <w:pStyle w:val="ListBullet"/>
-        <w:spacing w:before="0" w:after="40" w:line="264" w:lineRule="auto"/>
+        <w:spacing w:before="0" w:after="40" w:line="276" w:lineRule="auto"/>
+      </w:pPr>
+      <w:r>
+        <w:rPr>
+          <w:rFonts w:ascii="Calibri" w:hAnsi="Calibri" w:eastAsia="Calibri"/>
+          <w:b/>
+          <w:color w:val="333333"/>
+          <w:sz w:val="22"/>
+        </w:rPr>
+        <w:t>3. На каком этапе ты объявляешь цену и почему не раньше?</w:t>
+      </w:r>
+    </w:p>
+    <w:p>
+      <w:pPr>
+        <w:spacing w:before="0" w:after="160" w:line="276" w:lineRule="auto"/>
       </w:pPr>
       <w:r>
         <w:rPr>
@@ -1123,13 +1260,26 @@
           <w:b w:val="0"/>
           <w:sz w:val="22"/>
         </w:rPr>
-        <w:t>На каком этапе ты объявляешь цену и почему не раньше?</w:t>
+        <w:t>Ответ: После того, как сформирована ценность: клиент понимает задачу, видит решение и эффект. Цена раньше времени часто воспринимается как «дорого», потому что еще не с чем соотнести. Сначала потребность и ценность — потом цена.</w:t>
       </w:r>
     </w:p>
     <w:p>
       <w:pPr>
-        <w:pStyle w:val="ListBullet"/>
-        <w:spacing w:before="0" w:after="40" w:line="264" w:lineRule="auto"/>
+        <w:spacing w:before="0" w:after="40" w:line="276" w:lineRule="auto"/>
+      </w:pPr>
+      <w:r>
+        <w:rPr>
+          <w:rFonts w:ascii="Calibri" w:hAnsi="Calibri" w:eastAsia="Calibri"/>
+          <w:b/>
+          <w:color w:val="333333"/>
+          <w:sz w:val="22"/>
+        </w:rPr>
+        <w:t>4. Чем отличается установление контакта от перехвата инициативы?</w:t>
+      </w:r>
+    </w:p>
+    <w:p>
+      <w:pPr>
+        <w:spacing w:before="0" w:after="160" w:line="276" w:lineRule="auto"/>
       </w:pPr>
       <w:r>
         <w:rPr>
@@ -1137,13 +1287,26 @@
           <w:b w:val="0"/>
           <w:sz w:val="22"/>
         </w:rPr>
-        <w:t>Чем отличается установление контакта от перехвата инициативы?</w:t>
+        <w:t>Ответ: Установление контакта — доверие, комфорт, начало диалога. Перехват инициативы — МПП берет управление разговором: задает рамку, вопросы, ведет по этапам, а не просто отвечает на хаотичные запросы клиента.</w:t>
       </w:r>
     </w:p>
     <w:p>
       <w:pPr>
-        <w:pStyle w:val="ListBullet"/>
-        <w:spacing w:before="0" w:after="40" w:line="264" w:lineRule="auto"/>
+        <w:spacing w:before="0" w:after="40" w:line="276" w:lineRule="auto"/>
+      </w:pPr>
+      <w:r>
+        <w:rPr>
+          <w:rFonts w:ascii="Calibri" w:hAnsi="Calibri" w:eastAsia="Calibri"/>
+          <w:b/>
+          <w:color w:val="333333"/>
+          <w:sz w:val="22"/>
+        </w:rPr>
+        <w:t>5. Как понять, что пора переходить от выявления потребностей к презентации?</w:t>
+      </w:r>
+    </w:p>
+    <w:p>
+      <w:pPr>
+        <w:spacing w:before="0" w:after="160" w:line="276" w:lineRule="auto"/>
       </w:pPr>
       <w:r>
         <w:rPr>
@@ -1151,7 +1314,7 @@
           <w:b w:val="0"/>
           <w:sz w:val="22"/>
         </w:rPr>
-        <w:t>Как понять, что пора переходить от выявления потребностей к презентации?</w:t>
+        <w:t>Ответ: Когда ясны: проблема/цель, кто ЛПР, критерии выбора, ограничения (срок, бюджет, текущая система), и клиент подтвердил понимание. Тогда презентация отвечает на его задачи, а не на «все фичи».</w:t>
       </w:r>
     </w:p>
     <w:p>
@@ -1225,7 +1388,7 @@
     </w:p>
     <w:p>
       <w:pPr>
-        <w:spacing w:before="0" w:after="40" w:line="276" w:lineRule="auto"/>
+        <w:spacing w:before="0" w:after="80" w:line="276" w:lineRule="auto"/>
       </w:pPr>
       <w:r>
         <w:rPr>
@@ -1233,13 +1396,26 @@
           <w:b/>
           <w:sz w:val="22"/>
         </w:rPr>
-        <w:t>Доп. вопросы экзаменатора:</w:t>
+        <w:t>Доп. вопросы экзаменатора (с ответами):</w:t>
       </w:r>
     </w:p>
     <w:p>
       <w:pPr>
-        <w:pStyle w:val="ListBullet"/>
-        <w:spacing w:before="0" w:after="40" w:line="264" w:lineRule="auto"/>
+        <w:spacing w:before="0" w:after="40" w:line="276" w:lineRule="auto"/>
+      </w:pPr>
+      <w:r>
+        <w:rPr>
+          <w:rFonts w:ascii="Calibri" w:hAnsi="Calibri" w:eastAsia="Calibri"/>
+          <w:b/>
+          <w:color w:val="333333"/>
+          <w:sz w:val="22"/>
+        </w:rPr>
+        <w:t>1. Клиент сразу говорит: «Расскажите про продукт». Как ответишь?</w:t>
+      </w:r>
+    </w:p>
+    <w:p>
+      <w:pPr>
+        <w:spacing w:before="0" w:after="160" w:line="276" w:lineRule="auto"/>
       </w:pPr>
       <w:r>
         <w:rPr>
@@ -1247,13 +1423,26 @@
           <w:b w:val="0"/>
           <w:sz w:val="22"/>
         </w:rPr>
-        <w:t>Клиент сразу говорит: «Расскажите про продукт». Как ответишь?</w:t>
+        <w:t>Ответ: Принять запрос и мягко вернуть к диагностике: «Конечно расскажу. Чтобы показать именно то, что вам полезно — в двух словах: какую задачу хотите закрыть / что сейчас не устраивает?» Затем коротко презентовать под его ответ, а не «все подряд».</w:t>
       </w:r>
     </w:p>
     <w:p>
       <w:pPr>
-        <w:pStyle w:val="ListBullet"/>
-        <w:spacing w:before="0" w:after="40" w:line="264" w:lineRule="auto"/>
+        <w:spacing w:before="0" w:after="40" w:line="276" w:lineRule="auto"/>
+      </w:pPr>
+      <w:r>
+        <w:rPr>
+          <w:rFonts w:ascii="Calibri" w:hAnsi="Calibri" w:eastAsia="Calibri"/>
+          <w:b/>
+          <w:color w:val="333333"/>
+          <w:sz w:val="22"/>
+        </w:rPr>
+        <w:t>2. Что именно ты должен узнать до презентации?</w:t>
+      </w:r>
+    </w:p>
+    <w:p>
+      <w:pPr>
+        <w:spacing w:before="0" w:after="160" w:line="276" w:lineRule="auto"/>
       </w:pPr>
       <w:r>
         <w:rPr>
@@ -1261,13 +1450,26 @@
           <w:b w:val="0"/>
           <w:sz w:val="22"/>
         </w:rPr>
-        <w:t>Что именно ты должен узнать до презентации?</w:t>
+        <w:t>Ответ: Текущий процесс, боль/цель, кого затрагивает, критерии выбора, ограничения (интеграции, сроки, бюджет, ИБ), кто принимает решение, как измерят успех. Минимум — проблема и ожидаемый результат.</w:t>
       </w:r>
     </w:p>
     <w:p>
       <w:pPr>
-        <w:pStyle w:val="ListBullet"/>
-        <w:spacing w:before="0" w:after="40" w:line="264" w:lineRule="auto"/>
+        <w:spacing w:before="0" w:after="40" w:line="276" w:lineRule="auto"/>
+      </w:pPr>
+      <w:r>
+        <w:rPr>
+          <w:rFonts w:ascii="Calibri" w:hAnsi="Calibri" w:eastAsia="Calibri"/>
+          <w:b/>
+          <w:color w:val="333333"/>
+          <w:sz w:val="22"/>
+        </w:rPr>
+        <w:t>3. Приведи пример презентации «вхолостую» и как ее исправить.</w:t>
+      </w:r>
+    </w:p>
+    <w:p>
+      <w:pPr>
+        <w:spacing w:before="0" w:after="160" w:line="276" w:lineRule="auto"/>
       </w:pPr>
       <w:r>
         <w:rPr>
@@ -1275,13 +1477,26 @@
           <w:b w:val="0"/>
           <w:sz w:val="22"/>
         </w:rPr>
-        <w:t>Приведи пример презентации «вхолостую» и как ее исправить.</w:t>
+        <w:t>Ответ: Вхолостую: 20 минут про все модули КЭДО без привязки к клиенту. Исправление: «Вы сказали, что подписи с удаленщиков собираете неделю — покажу, как сотрудник подписывает из личного кабинета за минуты, и что видит кадровик».</w:t>
       </w:r>
     </w:p>
     <w:p>
       <w:pPr>
-        <w:pStyle w:val="ListBullet"/>
-        <w:spacing w:before="0" w:after="40" w:line="264" w:lineRule="auto"/>
+        <w:spacing w:before="0" w:after="40" w:line="276" w:lineRule="auto"/>
+      </w:pPr>
+      <w:r>
+        <w:rPr>
+          <w:rFonts w:ascii="Calibri" w:hAnsi="Calibri" w:eastAsia="Calibri"/>
+          <w:b/>
+          <w:color w:val="333333"/>
+          <w:sz w:val="22"/>
+        </w:rPr>
+        <w:t>4. Как связать презентацию с ранее выявленной потребностью?</w:t>
+      </w:r>
+    </w:p>
+    <w:p>
+      <w:pPr>
+        <w:spacing w:before="0" w:after="160" w:line="276" w:lineRule="auto"/>
       </w:pPr>
       <w:r>
         <w:rPr>
@@ -1289,13 +1504,26 @@
           <w:b w:val="0"/>
           <w:sz w:val="22"/>
         </w:rPr>
-        <w:t>Как связать презентацию с ранее выявленной потребностью?</w:t>
+        <w:t>Ответ: Каждый блок начинать с потребности клиента: «Чтобы сократить нагрузку на HR…» → показать функцию → дать выгоду. Не фича ради фичи. В конце сверить: «Это закрывает вашу задачу?»</w:t>
       </w:r>
     </w:p>
     <w:p>
       <w:pPr>
-        <w:pStyle w:val="ListBullet"/>
-        <w:spacing w:before="0" w:after="40" w:line="264" w:lineRule="auto"/>
+        <w:spacing w:before="0" w:after="40" w:line="276" w:lineRule="auto"/>
+      </w:pPr>
+      <w:r>
+        <w:rPr>
+          <w:rFonts w:ascii="Calibri" w:hAnsi="Calibri" w:eastAsia="Calibri"/>
+          <w:b/>
+          <w:color w:val="333333"/>
+          <w:sz w:val="22"/>
+        </w:rPr>
+        <w:t>5. Что такое критерии выбора и зачем их выяснять заранее?</w:t>
+      </w:r>
+    </w:p>
+    <w:p>
+      <w:pPr>
+        <w:spacing w:before="0" w:after="160" w:line="276" w:lineRule="auto"/>
       </w:pPr>
       <w:r>
         <w:rPr>
@@ -1303,7 +1531,7 @@
           <w:b w:val="0"/>
           <w:sz w:val="22"/>
         </w:rPr>
-        <w:t>Что такое критерии выбора и зачем их выяснять заранее?</w:t>
+        <w:t>Ответ: Критерии — по каким параметрам клиент будет сравнивать решения: цена, интеграция с 1С, скорость внедрения, безопасность, удобство для сотрудников. Если не знать критерии, можно проиграть конкуренту по пункту, который для клиента главный.</w:t>
       </w:r>
     </w:p>
     <w:p>
@@ -1391,7 +1619,7 @@
     </w:p>
     <w:p>
       <w:pPr>
-        <w:spacing w:before="0" w:after="40" w:line="276" w:lineRule="auto"/>
+        <w:spacing w:before="0" w:after="80" w:line="276" w:lineRule="auto"/>
       </w:pPr>
       <w:r>
         <w:rPr>
@@ -1399,13 +1627,26 @@
           <w:b/>
           <w:sz w:val="22"/>
         </w:rPr>
-        <w:t>Доп. вопросы экзаменатора:</w:t>
+        <w:t>Доп. вопросы экзаменатора (с ответами):</w:t>
       </w:r>
     </w:p>
     <w:p>
       <w:pPr>
-        <w:pStyle w:val="ListBullet"/>
-        <w:spacing w:before="0" w:after="40" w:line="264" w:lineRule="auto"/>
+        <w:spacing w:before="0" w:after="40" w:line="276" w:lineRule="auto"/>
+      </w:pPr>
+      <w:r>
+        <w:rPr>
+          <w:rFonts w:ascii="Calibri" w:hAnsi="Calibri" w:eastAsia="Calibri"/>
+          <w:b/>
+          <w:color w:val="333333"/>
+          <w:sz w:val="22"/>
+        </w:rPr>
+        <w:t>1. Что купит клиент на уровне «сущности», если говорить о КЭДО?</w:t>
+      </w:r>
+    </w:p>
+    <w:p>
+      <w:pPr>
+        <w:spacing w:before="0" w:after="160" w:line="276" w:lineRule="auto"/>
       </w:pPr>
       <w:r>
         <w:rPr>
@@ -1413,13 +1654,26 @@
           <w:b w:val="0"/>
           <w:sz w:val="22"/>
         </w:rPr>
-        <w:t>Что купит клиент на уровне «сущности», если говорить о КЭДО?</w:t>
+        <w:t>Ответ: Не «систему», а результат: быстрее кадровые процессы, меньше бумаги, подписи без визита в офис, снижение нагрузки на HR, контроль статусов документов. Сущность формулируется языком результата клиента.</w:t>
       </w:r>
     </w:p>
     <w:p>
       <w:pPr>
-        <w:pStyle w:val="ListBullet"/>
-        <w:spacing w:before="0" w:after="40" w:line="264" w:lineRule="auto"/>
+        <w:spacing w:before="0" w:after="40" w:line="276" w:lineRule="auto"/>
+      </w:pPr>
+      <w:r>
+        <w:rPr>
+          <w:rFonts w:ascii="Calibri" w:hAnsi="Calibri" w:eastAsia="Calibri"/>
+          <w:b/>
+          <w:color w:val="333333"/>
+          <w:sz w:val="22"/>
+        </w:rPr>
+        <w:t>2. Чем сущность отличается от выгоды в ХПВ?</w:t>
+      </w:r>
+    </w:p>
+    <w:p>
+      <w:pPr>
+        <w:spacing w:before="0" w:after="160" w:line="276" w:lineRule="auto"/>
       </w:pPr>
       <w:r>
         <w:rPr>
@@ -1427,13 +1681,26 @@
           <w:b w:val="0"/>
           <w:sz w:val="22"/>
         </w:rPr>
-        <w:t>Чем сущность отличается от выгоды в ХПВ?</w:t>
+        <w:t>Ответ: Сущность в ТАТ — общая «ядро-ценность» продукта для клиента. Выгода в ХПВ — конкретный эффект от конкретной характеристики для конкретного ЛПР. Сущность шире; выгода — точечный перевод фичи в пользу.</w:t>
       </w:r>
     </w:p>
     <w:p>
       <w:pPr>
-        <w:pStyle w:val="ListBullet"/>
-        <w:spacing w:before="0" w:after="40" w:line="264" w:lineRule="auto"/>
+        <w:spacing w:before="0" w:after="40" w:line="276" w:lineRule="auto"/>
+      </w:pPr>
+      <w:r>
+        <w:rPr>
+          <w:rFonts w:ascii="Calibri" w:hAnsi="Calibri" w:eastAsia="Calibri"/>
+          <w:b/>
+          <w:color w:val="333333"/>
+          <w:sz w:val="22"/>
+        </w:rPr>
+        <w:t>3. Какие элементы доп. товара чаще всего влияют на выбор в B2B?</w:t>
+      </w:r>
+    </w:p>
+    <w:p>
+      <w:pPr>
+        <w:spacing w:before="0" w:after="160" w:line="276" w:lineRule="auto"/>
       </w:pPr>
       <w:r>
         <w:rPr>
@@ -1441,13 +1708,26 @@
           <w:b w:val="0"/>
           <w:sz w:val="22"/>
         </w:rPr>
-        <w:t>Какие элементы доп. товара чаще всего влияют на выбор в B2B?</w:t>
+        <w:t>Ответ: Внедрение, обучение, сопровождение, SLA, помощь менеджера/специалиста, условия оплаты, гарантии, скорость запуска. Часто выбирают не «лучший функционал», а того, с кем спокойнее внедрить и жить после покупки.</w:t>
       </w:r>
     </w:p>
     <w:p>
       <w:pPr>
-        <w:pStyle w:val="ListBullet"/>
-        <w:spacing w:before="0" w:after="40" w:line="264" w:lineRule="auto"/>
+        <w:spacing w:before="0" w:after="40" w:line="276" w:lineRule="auto"/>
+      </w:pPr>
+      <w:r>
+        <w:rPr>
+          <w:rFonts w:ascii="Calibri" w:hAnsi="Calibri" w:eastAsia="Calibri"/>
+          <w:b/>
+          <w:color w:val="333333"/>
+          <w:sz w:val="22"/>
+        </w:rPr>
+        <w:t>4. Может ли один и тот же фактический продукт иметь разную сущность для разных клиентов?</w:t>
+      </w:r>
+    </w:p>
+    <w:p>
+      <w:pPr>
+        <w:spacing w:before="0" w:after="160" w:line="276" w:lineRule="auto"/>
       </w:pPr>
       <w:r>
         <w:rPr>
@@ -1455,13 +1735,26 @@
           <w:b w:val="0"/>
           <w:sz w:val="22"/>
         </w:rPr>
-        <w:t>Может ли один и тот же фактический продукт иметь разную сущность для разных клиентов?</w:t>
+        <w:t>Ответ: Да. Для кадровика сущность КЭДО — меньше рутины; для директора — контроль и снижение рисков; для сотрудника — удобный доступ к документам. Фактический продукт один, ценность разная.</w:t>
       </w:r>
     </w:p>
     <w:p>
       <w:pPr>
-        <w:pStyle w:val="ListBullet"/>
-        <w:spacing w:before="0" w:after="40" w:line="264" w:lineRule="auto"/>
+        <w:spacing w:before="0" w:after="40" w:line="276" w:lineRule="auto"/>
+      </w:pPr>
+      <w:r>
+        <w:rPr>
+          <w:rFonts w:ascii="Calibri" w:hAnsi="Calibri" w:eastAsia="Calibri"/>
+          <w:b/>
+          <w:color w:val="333333"/>
+          <w:sz w:val="22"/>
+        </w:rPr>
+        <w:t>5. Где в презентации ты говоришь про сущность, а где про фактический товар?</w:t>
+      </w:r>
+    </w:p>
+    <w:p>
+      <w:pPr>
+        <w:spacing w:before="0" w:after="160" w:line="276" w:lineRule="auto"/>
       </w:pPr>
       <w:r>
         <w:rPr>
@@ -1469,7 +1762,7 @@
           <w:b w:val="0"/>
           <w:sz w:val="22"/>
         </w:rPr>
-        <w:t>Где в презентации ты говоришь про сущность, а где про фактический товар?</w:t>
+        <w:t>Ответ: Сначала сущность (зачем это вам), затем фактический товар (как устроено), затем дополнительный (как поможем внедрить и сопровождать). Если начать с фактического — клиент слышит «фичи», а не результат.</w:t>
       </w:r>
     </w:p>
     <w:p>
@@ -1543,7 +1836,7 @@
     </w:p>
     <w:p>
       <w:pPr>
-        <w:spacing w:before="0" w:after="40" w:line="276" w:lineRule="auto"/>
+        <w:spacing w:before="0" w:after="80" w:line="276" w:lineRule="auto"/>
       </w:pPr>
       <w:r>
         <w:rPr>
@@ -1551,13 +1844,26 @@
           <w:b/>
           <w:sz w:val="22"/>
         </w:rPr>
-        <w:t>Доп. вопросы экзаменатора:</w:t>
+        <w:t>Доп. вопросы экзаменатора (с ответами):</w:t>
       </w:r>
     </w:p>
     <w:p>
       <w:pPr>
-        <w:pStyle w:val="ListBullet"/>
-        <w:spacing w:before="0" w:after="40" w:line="264" w:lineRule="auto"/>
+        <w:spacing w:before="0" w:after="40" w:line="276" w:lineRule="auto"/>
+      </w:pPr>
+      <w:r>
+        <w:rPr>
+          <w:rFonts w:ascii="Calibri" w:hAnsi="Calibri" w:eastAsia="Calibri"/>
+          <w:b/>
+          <w:color w:val="333333"/>
+          <w:sz w:val="22"/>
+        </w:rPr>
+        <w:t>1. Сделай ТАТ для Кабинета сотрудника / ЗУП / Доки.Логистика.</w:t>
+      </w:r>
+    </w:p>
+    <w:p>
+      <w:pPr>
+        <w:spacing w:before="0" w:after="160" w:line="276" w:lineRule="auto"/>
       </w:pPr>
       <w:r>
         <w:rPr>
@@ -1565,13 +1871,26 @@
           <w:b w:val="0"/>
           <w:sz w:val="22"/>
         </w:rPr>
-        <w:t>Сделай ТАТ для Кабинета сотрудника / ЗУП / Доки.Логистика.</w:t>
+        <w:t>Ответ: Кабинет сотрудника — сущность: сотрудник самообслуживается, HR меньше отвлекают; факт: ЛК, заявки, документы, уведомления; доп.: внедрение, обучение, сопровождение. ЗУП — сущность: корректный и своевременный расчет ЗП/кадров; факт: конфигурация, расчеты, отчетности; доп.: настройка, обновления, консультации. Доки.Логистика — сущность: быстрее и прозрачнее обмен транспортными документами; факт: ЭПД-сервис, статусы, интеграции; доп.: подключение, обучение, поддержка.</w:t>
       </w:r>
     </w:p>
     <w:p>
       <w:pPr>
-        <w:pStyle w:val="ListBullet"/>
-        <w:spacing w:before="0" w:after="40" w:line="264" w:lineRule="auto"/>
+        <w:spacing w:before="0" w:after="40" w:line="276" w:lineRule="auto"/>
+      </w:pPr>
+      <w:r>
+        <w:rPr>
+          <w:rFonts w:ascii="Calibri" w:hAnsi="Calibri" w:eastAsia="Calibri"/>
+          <w:b/>
+          <w:color w:val="333333"/>
+          <w:sz w:val="22"/>
+        </w:rPr>
+        <w:t>2. Как сформулируешь сущность для кадровика и для директора — одинаково или по-разному?</w:t>
+      </w:r>
+    </w:p>
+    <w:p>
+      <w:pPr>
+        <w:spacing w:before="0" w:after="160" w:line="276" w:lineRule="auto"/>
       </w:pPr>
       <w:r>
         <w:rPr>
@@ -1579,13 +1898,26 @@
           <w:b w:val="0"/>
           <w:sz w:val="22"/>
         </w:rPr>
-        <w:t>Как сформулируешь сущность для кадровика и для директора — одинаково или по-разному?</w:t>
+        <w:t>Ответ: По-разному. Кадровику: «меньше ручного сбора подписей и звонков сотрудникам». Директору: «быстрее процессы, меньше рисков и затрат на бумажный контур». Один продукт — разный язык ценности.</w:t>
       </w:r>
     </w:p>
     <w:p>
       <w:pPr>
-        <w:pStyle w:val="ListBullet"/>
-        <w:spacing w:before="0" w:after="40" w:line="264" w:lineRule="auto"/>
+        <w:spacing w:before="0" w:after="40" w:line="276" w:lineRule="auto"/>
+      </w:pPr>
+      <w:r>
+        <w:rPr>
+          <w:rFonts w:ascii="Calibri" w:hAnsi="Calibri" w:eastAsia="Calibri"/>
+          <w:b/>
+          <w:color w:val="333333"/>
+          <w:sz w:val="22"/>
+        </w:rPr>
+        <w:t>3. Какой уровень ТАТ ты используешь, когда клиент спрашивает «а что входит в тариф»?</w:t>
+      </w:r>
+    </w:p>
+    <w:p>
+      <w:pPr>
+        <w:spacing w:before="0" w:after="160" w:line="276" w:lineRule="auto"/>
       </w:pPr>
       <w:r>
         <w:rPr>
@@ -1593,13 +1925,26 @@
           <w:b w:val="0"/>
           <w:sz w:val="22"/>
         </w:rPr>
-        <w:t>Какой уровень ТАТ ты используешь, когда клиент спрашивает «а что входит в тариф»?</w:t>
+        <w:t>Ответ: В основном фактический и дополнительный: состав функций, лимиты, сервисы внедрения/поддержки. Но отвечать лучше через сущность: «В тарифе то, что нужно, чтобы получить результат X; вот что входит…».</w:t>
       </w:r>
     </w:p>
     <w:p>
       <w:pPr>
-        <w:pStyle w:val="ListBullet"/>
-        <w:spacing w:before="0" w:after="40" w:line="264" w:lineRule="auto"/>
+        <w:spacing w:before="0" w:after="40" w:line="276" w:lineRule="auto"/>
+      </w:pPr>
+      <w:r>
+        <w:rPr>
+          <w:rFonts w:ascii="Calibri" w:hAnsi="Calibri" w:eastAsia="Calibri"/>
+          <w:b/>
+          <w:color w:val="333333"/>
+          <w:sz w:val="22"/>
+        </w:rPr>
+        <w:t>4. Переведи 3 характеристики сервиса в сущность для клиента.</w:t>
+      </w:r>
+    </w:p>
+    <w:p>
+      <w:pPr>
+        <w:spacing w:before="0" w:after="160" w:line="276" w:lineRule="auto"/>
       </w:pPr>
       <w:r>
         <w:rPr>
@@ -1607,13 +1952,26 @@
           <w:b w:val="0"/>
           <w:sz w:val="22"/>
         </w:rPr>
-        <w:t>Переведи 3 характеристики сервиса в сущность для клиента.</w:t>
+        <w:t>Ответ: Подписание в ЛК → сотрудники подписывают без визита в офис. Статусы документов → HR видит, где «зависло», и контролирует сроки. Интеграция с 1С → нет двойного ввода, меньше ошибок. Сущность в сумме: быстрее, прозрачнее, меньше ручного труда.</w:t>
       </w:r>
     </w:p>
     <w:p>
       <w:pPr>
-        <w:pStyle w:val="ListBullet"/>
-        <w:spacing w:before="0" w:after="40" w:line="264" w:lineRule="auto"/>
+        <w:spacing w:before="0" w:after="40" w:line="276" w:lineRule="auto"/>
+      </w:pPr>
+      <w:r>
+        <w:rPr>
+          <w:rFonts w:ascii="Calibri" w:hAnsi="Calibri" w:eastAsia="Calibri"/>
+          <w:b/>
+          <w:color w:val="333333"/>
+          <w:sz w:val="22"/>
+        </w:rPr>
+        <w:t>5. Что будет, если в презентации останешься только на фактическом уровне?</w:t>
+      </w:r>
+    </w:p>
+    <w:p>
+      <w:pPr>
+        <w:spacing w:before="0" w:after="160" w:line="276" w:lineRule="auto"/>
       </w:pPr>
       <w:r>
         <w:rPr>
@@ -1621,7 +1979,7 @@
           <w:b w:val="0"/>
           <w:sz w:val="22"/>
         </w:rPr>
-        <w:t>Что будет, если в презентации останешься только на фактическом уровне?</w:t>
+        <w:t>Ответ: Клиент услышит набор функций, но не поймет, зачем платить. Сложно отличить от конкурента, чаще возражение «дорого» и «подумаем». Без сущности нет ценности.</w:t>
       </w:r>
     </w:p>
     <w:p>
@@ -1737,7 +2095,7 @@
     </w:p>
     <w:p>
       <w:pPr>
-        <w:spacing w:before="0" w:after="40" w:line="276" w:lineRule="auto"/>
+        <w:spacing w:before="0" w:after="80" w:line="276" w:lineRule="auto"/>
       </w:pPr>
       <w:r>
         <w:rPr>
@@ -1745,13 +2103,26 @@
           <w:b/>
           <w:sz w:val="22"/>
         </w:rPr>
-        <w:t>Доп. вопросы экзаменатора:</w:t>
+        <w:t>Доп. вопросы экзаменатора (с ответами):</w:t>
       </w:r>
     </w:p>
     <w:p>
       <w:pPr>
-        <w:pStyle w:val="ListBullet"/>
-        <w:spacing w:before="0" w:after="40" w:line="264" w:lineRule="auto"/>
+        <w:spacing w:before="0" w:after="40" w:line="276" w:lineRule="auto"/>
+      </w:pPr>
+      <w:r>
+        <w:rPr>
+          <w:rFonts w:ascii="Calibri" w:hAnsi="Calibri" w:eastAsia="Calibri"/>
+          <w:b/>
+          <w:color w:val="333333"/>
+          <w:sz w:val="22"/>
+        </w:rPr>
+        <w:t>1. Чем проблемный вопрос отличается от извлекающего?</w:t>
+      </w:r>
+    </w:p>
+    <w:p>
+      <w:pPr>
+        <w:spacing w:before="0" w:after="160" w:line="276" w:lineRule="auto"/>
       </w:pPr>
       <w:r>
         <w:rPr>
@@ -1759,13 +2130,26 @@
           <w:b w:val="0"/>
           <w:sz w:val="22"/>
         </w:rPr>
-        <w:t>Чем проблемный вопрос отличается от извлекающего?</w:t>
+        <w:t>Ответ: Проблемный выявляет факт проблемы: «Бывают задержки с подписями?» Извлекающий развивает последствия: «Сколько времени HR на это тратит? К чему приводит срыв сроков?» P — “есть боль?”, I — “насколько она дорогая/опасная?”.</w:t>
       </w:r>
     </w:p>
     <w:p>
       <w:pPr>
-        <w:pStyle w:val="ListBullet"/>
-        <w:spacing w:before="0" w:after="40" w:line="264" w:lineRule="auto"/>
+        <w:spacing w:before="0" w:after="40" w:line="276" w:lineRule="auto"/>
+      </w:pPr>
+      <w:r>
+        <w:rPr>
+          <w:rFonts w:ascii="Calibri" w:hAnsi="Calibri" w:eastAsia="Calibri"/>
+          <w:b/>
+          <w:color w:val="333333"/>
+          <w:sz w:val="22"/>
+        </w:rPr>
+        <w:t>2. Почему нельзя задавать только ситуационные вопросы?</w:t>
+      </w:r>
+    </w:p>
+    <w:p>
+      <w:pPr>
+        <w:spacing w:before="0" w:after="160" w:line="276" w:lineRule="auto"/>
       </w:pPr>
       <w:r>
         <w:rPr>
@@ -1773,13 +2157,26 @@
           <w:b w:val="0"/>
           <w:sz w:val="22"/>
         </w:rPr>
-        <w:t>Почему нельзя задавать только ситуационные вопросы?</w:t>
+        <w:t>Ответ: Ситуационные дают картину “как есть”, но не создают мотивацию меняться. Клиент отвечает формально, разговор затягивается, потребности не проявлены. Нужен переход к P/I/N.</w:t>
       </w:r>
     </w:p>
     <w:p>
       <w:pPr>
-        <w:pStyle w:val="ListBullet"/>
-        <w:spacing w:before="0" w:after="40" w:line="264" w:lineRule="auto"/>
+        <w:spacing w:before="0" w:after="40" w:line="276" w:lineRule="auto"/>
+      </w:pPr>
+      <w:r>
+        <w:rPr>
+          <w:rFonts w:ascii="Calibri" w:hAnsi="Calibri" w:eastAsia="Calibri"/>
+          <w:b/>
+          <w:color w:val="333333"/>
+          <w:sz w:val="22"/>
+        </w:rPr>
+        <w:t>3. Когда направляющий вопрос будет преждевременным?</w:t>
+      </w:r>
+    </w:p>
+    <w:p>
+      <w:pPr>
+        <w:spacing w:before="0" w:after="160" w:line="276" w:lineRule="auto"/>
       </w:pPr>
       <w:r>
         <w:rPr>
@@ -1787,13 +2184,26 @@
           <w:b w:val="0"/>
           <w:sz w:val="22"/>
         </w:rPr>
-        <w:t>Когда направляющий вопрос будет преждевременным?</w:t>
+        <w:t>Ответ: Если клиент еще не признал проблему и ее последствия. N вида «Если сделаем электронно — станет лучше?» слишком рано звучит как продажа. Сначала S→P→I, потом N.</w:t>
       </w:r>
     </w:p>
     <w:p>
       <w:pPr>
-        <w:pStyle w:val="ListBullet"/>
-        <w:spacing w:before="0" w:after="40" w:line="264" w:lineRule="auto"/>
+        <w:spacing w:before="0" w:after="40" w:line="276" w:lineRule="auto"/>
+      </w:pPr>
+      <w:r>
+        <w:rPr>
+          <w:rFonts w:ascii="Calibri" w:hAnsi="Calibri" w:eastAsia="Calibri"/>
+          <w:b/>
+          <w:color w:val="333333"/>
+          <w:sz w:val="22"/>
+        </w:rPr>
+        <w:t>4. SPIN — это скрипт из 4 вопросов или логика разговора?</w:t>
+      </w:r>
+    </w:p>
+    <w:p>
+      <w:pPr>
+        <w:spacing w:before="0" w:after="160" w:line="276" w:lineRule="auto"/>
       </w:pPr>
       <w:r>
         <w:rPr>
@@ -1801,13 +2211,26 @@
           <w:b w:val="0"/>
           <w:sz w:val="22"/>
         </w:rPr>
-        <w:t>SPIN — это скрипт из 4 вопросов или логика разговора?</w:t>
+        <w:t>Ответ: Логика развития разговора. Можно задать несколько S, вернуться к P, усилить I. Главное — последовательность: ситуация → проблема → последствия → ценность решения, а не “четыре вопроса подряд”.</w:t>
       </w:r>
     </w:p>
     <w:p>
       <w:pPr>
-        <w:pStyle w:val="ListBullet"/>
-        <w:spacing w:before="0" w:after="40" w:line="264" w:lineRule="auto"/>
+        <w:spacing w:before="0" w:after="40" w:line="276" w:lineRule="auto"/>
+      </w:pPr>
+      <w:r>
+        <w:rPr>
+          <w:rFonts w:ascii="Calibri" w:hAnsi="Calibri" w:eastAsia="Calibri"/>
+          <w:b/>
+          <w:color w:val="333333"/>
+          <w:sz w:val="22"/>
+        </w:rPr>
+        <w:t>5. Как SPIN связан с этапом выявления потребностей?</w:t>
+      </w:r>
+    </w:p>
+    <w:p>
+      <w:pPr>
+        <w:spacing w:before="0" w:after="160" w:line="276" w:lineRule="auto"/>
       </w:pPr>
       <w:r>
         <w:rPr>
@@ -1815,7 +2238,7 @@
           <w:b w:val="0"/>
           <w:sz w:val="22"/>
         </w:rPr>
-        <w:t>Как SPIN связан с этапом выявления потребностей?</w:t>
+        <w:t>Ответ: SPIN — инструмент этого этапа. Он помогает не гадать и не навязывать, а совместно с клиентом сформулировать потребность, на которой потом строится презентация и ценность.</w:t>
       </w:r>
     </w:p>
     <w:p>
@@ -1917,7 +2340,7 @@
     </w:p>
     <w:p>
       <w:pPr>
-        <w:spacing w:before="0" w:after="40" w:line="276" w:lineRule="auto"/>
+        <w:spacing w:before="0" w:after="80" w:line="276" w:lineRule="auto"/>
       </w:pPr>
       <w:r>
         <w:rPr>
@@ -1925,13 +2348,26 @@
           <w:b/>
           <w:sz w:val="22"/>
         </w:rPr>
-        <w:t>Доп. вопросы экзаменатора:</w:t>
+        <w:t>Доп. вопросы экзаменатора (с ответами):</w:t>
       </w:r>
     </w:p>
     <w:p>
       <w:pPr>
-        <w:pStyle w:val="ListBullet"/>
-        <w:spacing w:before="0" w:after="40" w:line="264" w:lineRule="auto"/>
+        <w:spacing w:before="0" w:after="40" w:line="276" w:lineRule="auto"/>
+      </w:pPr>
+      <w:r>
+        <w:rPr>
+          <w:rFonts w:ascii="Calibri" w:hAnsi="Calibri" w:eastAsia="Calibri"/>
+          <w:b/>
+          <w:color w:val="333333"/>
+          <w:sz w:val="22"/>
+        </w:rPr>
+        <w:t>1. Клиент говорит, что бумажные документы его устраивают. Как применишь SPIN?</w:t>
+      </w:r>
+    </w:p>
+    <w:p>
+      <w:pPr>
+        <w:spacing w:before="0" w:after="160" w:line="276" w:lineRule="auto"/>
       </w:pPr>
       <w:r>
         <w:rPr>
@@ -1939,13 +2375,26 @@
           <w:b w:val="0"/>
           <w:sz w:val="22"/>
         </w:rPr>
-        <w:t>Клиент говорит, что бумажные документы его устраивают. Как применишь SPIN?</w:t>
+        <w:t>Ответ: Не спорить. S: уточнить процесс. P: мягко искать узкие места («бывает ли, что подпись ждете дольше срока?»). I: последствия (время HR, риски, удаленка). N: только если боль проявилась. Если боли нет — зафиксировать контакт и критерии «когда станет актуально».</w:t>
       </w:r>
     </w:p>
     <w:p>
       <w:pPr>
-        <w:pStyle w:val="ListBullet"/>
-        <w:spacing w:before="0" w:after="40" w:line="264" w:lineRule="auto"/>
+        <w:spacing w:before="0" w:after="40" w:line="276" w:lineRule="auto"/>
+      </w:pPr>
+      <w:r>
+        <w:rPr>
+          <w:rFonts w:ascii="Calibri" w:hAnsi="Calibri" w:eastAsia="Calibri"/>
+          <w:b/>
+          <w:color w:val="333333"/>
+          <w:sz w:val="22"/>
+        </w:rPr>
+        <w:t>2. Какой из твоих вопросов проблемный? Какой — извлекающий?</w:t>
+      </w:r>
+    </w:p>
+    <w:p>
+      <w:pPr>
+        <w:spacing w:before="0" w:after="160" w:line="276" w:lineRule="auto"/>
       </w:pPr>
       <w:r>
         <w:rPr>
@@ -1953,13 +2402,26 @@
           <w:b w:val="0"/>
           <w:sz w:val="22"/>
         </w:rPr>
-        <w:t>Какой из твоих вопросов проблемный? Какой — извлекающий?</w:t>
+        <w:t>Ответ: Проблемный: «Сложно ли собрать подписи с удаленных сотрудников?» Извлекающий: «Сколько часов в неделю HR тратит на это и как это влияет на сроки приказов/отпусков?»</w:t>
       </w:r>
     </w:p>
     <w:p>
       <w:pPr>
-        <w:pStyle w:val="ListBullet"/>
-        <w:spacing w:before="0" w:after="40" w:line="264" w:lineRule="auto"/>
+        <w:spacing w:before="0" w:after="40" w:line="276" w:lineRule="auto"/>
+      </w:pPr>
+      <w:r>
+        <w:rPr>
+          <w:rFonts w:ascii="Calibri" w:hAnsi="Calibri" w:eastAsia="Calibri"/>
+          <w:b/>
+          <w:color w:val="333333"/>
+          <w:sz w:val="22"/>
+        </w:rPr>
+        <w:t>3. Сформулируй I-вопрос про риски/штрафы/сроки без давления.</w:t>
+      </w:r>
+    </w:p>
+    <w:p>
+      <w:pPr>
+        <w:spacing w:before="0" w:after="160" w:line="276" w:lineRule="auto"/>
       </w:pPr>
       <w:r>
         <w:rPr>
@@ -1967,13 +2429,26 @@
           <w:b w:val="0"/>
           <w:sz w:val="22"/>
         </w:rPr>
-        <w:t>Сформулируй I-вопрос про риски/штрафы/сроки без давления.</w:t>
+        <w:t>Ответ: «Бывает ли, что из-за задержки подписи документ оформляется позже нужного срока — и как это обычно решается?» Без запугивания: факт последствий из опыта клиента.</w:t>
       </w:r>
     </w:p>
     <w:p>
       <w:pPr>
-        <w:pStyle w:val="ListBullet"/>
-        <w:spacing w:before="0" w:after="40" w:line="264" w:lineRule="auto"/>
+        <w:spacing w:before="0" w:after="40" w:line="276" w:lineRule="auto"/>
+      </w:pPr>
+      <w:r>
+        <w:rPr>
+          <w:rFonts w:ascii="Calibri" w:hAnsi="Calibri" w:eastAsia="Calibri"/>
+          <w:b/>
+          <w:color w:val="333333"/>
+          <w:sz w:val="22"/>
+        </w:rPr>
+        <w:t>4. Дай 2 варианта N-вопроса под разные ЛПР (кадровик и директор).</w:t>
+      </w:r>
+    </w:p>
+    <w:p>
+      <w:pPr>
+        <w:spacing w:before="0" w:after="160" w:line="276" w:lineRule="auto"/>
       </w:pPr>
       <w:r>
         <w:rPr>
@@ -1981,13 +2456,26 @@
           <w:b w:val="0"/>
           <w:sz w:val="22"/>
         </w:rPr>
-        <w:t>Дай 2 варианта N-вопроса под разные ЛПР (кадровик и директор).</w:t>
+        <w:t>Ответ: Кадровику: «Если сотрудники сами подписывают в электронном виде, насколько меньше станет ручной работы у вас?» Директору: «Если кадровые процессы ускорятся и меньше будут зависеть от бумаги, насколько это важно для масштабирования и контроля?»</w:t>
       </w:r>
     </w:p>
     <w:p>
       <w:pPr>
-        <w:pStyle w:val="ListBullet"/>
-        <w:spacing w:before="0" w:after="40" w:line="264" w:lineRule="auto"/>
+        <w:spacing w:before="0" w:after="40" w:line="276" w:lineRule="auto"/>
+      </w:pPr>
+      <w:r>
+        <w:rPr>
+          <w:rFonts w:ascii="Calibri" w:hAnsi="Calibri" w:eastAsia="Calibri"/>
+          <w:b/>
+          <w:color w:val="333333"/>
+          <w:sz w:val="22"/>
+        </w:rPr>
+        <w:t>5. Что сделаешь, если на P-вопрос клиент отвечает «проблем нет»?</w:t>
+      </w:r>
+    </w:p>
+    <w:p>
+      <w:pPr>
+        <w:spacing w:before="0" w:after="160" w:line="276" w:lineRule="auto"/>
       </w:pPr>
       <w:r>
         <w:rPr>
@@ -1995,7 +2483,7 @@
           <w:b w:val="0"/>
           <w:sz w:val="22"/>
         </w:rPr>
-        <w:t>Что сделаешь, если на P-вопрос клиент отвечает «проблем нет»?</w:t>
+        <w:t>Ответ: Не давить. Уточнить исключения: сезонность, удаленка, филиалы, пики отпусков. Спросить про будущее («если штат вырастет в 2 раза — процесс выдержит?»). Если реально нет боли — не продавать силой, оставить ценность и следующий контакт.</w:t>
       </w:r>
     </w:p>
     <w:p>
@@ -2083,7 +2571,7 @@
     </w:p>
     <w:p>
       <w:pPr>
-        <w:spacing w:before="0" w:after="40" w:line="276" w:lineRule="auto"/>
+        <w:spacing w:before="0" w:after="80" w:line="276" w:lineRule="auto"/>
       </w:pPr>
       <w:r>
         <w:rPr>
@@ -2091,13 +2579,26 @@
           <w:b/>
           <w:sz w:val="22"/>
         </w:rPr>
-        <w:t>Доп. вопросы экзаменатора:</w:t>
+        <w:t>Доп. вопросы экзаменатора (с ответами):</w:t>
       </w:r>
     </w:p>
     <w:p>
       <w:pPr>
-        <w:pStyle w:val="ListBullet"/>
-        <w:spacing w:before="0" w:after="40" w:line="264" w:lineRule="auto"/>
+        <w:spacing w:before="0" w:after="40" w:line="276" w:lineRule="auto"/>
+      </w:pPr>
+      <w:r>
+        <w:rPr>
+          <w:rFonts w:ascii="Calibri" w:hAnsi="Calibri" w:eastAsia="Calibri"/>
+          <w:b/>
+          <w:color w:val="333333"/>
+          <w:sz w:val="22"/>
+        </w:rPr>
+        <w:t>1. В какой момент разговора логичнее SPIN, а когда SNAP?</w:t>
+      </w:r>
+    </w:p>
+    <w:p>
+      <w:pPr>
+        <w:spacing w:before="0" w:after="160" w:line="276" w:lineRule="auto"/>
       </w:pPr>
       <w:r>
         <w:rPr>
@@ -2105,13 +2606,26 @@
           <w:b w:val="0"/>
           <w:sz w:val="22"/>
         </w:rPr>
-        <w:t>В какой момент разговора логичнее SPIN, а когда SNAP?</w:t>
+        <w:t>Ответ: SPIN — на выявлении потребностей и развитии боли. SNAP — когда уже понятна задача и нужно коротко, ясно подать предложение (КП, письмо, короткий созвон с занятым ЛПР). Часто: сначала SPIN, потом SNAP.</w:t>
       </w:r>
     </w:p>
     <w:p>
       <w:pPr>
-        <w:pStyle w:val="ListBullet"/>
-        <w:spacing w:before="0" w:after="40" w:line="264" w:lineRule="auto"/>
+        <w:spacing w:before="0" w:after="40" w:line="276" w:lineRule="auto"/>
+      </w:pPr>
+      <w:r>
+        <w:rPr>
+          <w:rFonts w:ascii="Calibri" w:hAnsi="Calibri" w:eastAsia="Calibri"/>
+          <w:b/>
+          <w:color w:val="333333"/>
+          <w:sz w:val="22"/>
+        </w:rPr>
+        <w:t>2. Как «не усложнять» выглядит в коммерческом предложении?</w:t>
+      </w:r>
+    </w:p>
+    <w:p>
+      <w:pPr>
+        <w:spacing w:before="0" w:after="160" w:line="276" w:lineRule="auto"/>
       </w:pPr>
       <w:r>
         <w:rPr>
@@ -2119,13 +2633,26 @@
           <w:b w:val="0"/>
           <w:sz w:val="22"/>
         </w:rPr>
-        <w:t>Как «не усложнять» выглядит в коммерческом предложении?</w:t>
+        <w:t>Ответ: Одна страница сути: проблема клиента → решение в 3–5 пунктах → эффект → следующий шаг. Без простыни из всех функций, терминов и тарифов «на всякий случай». Детали — приложением или по запросу.</w:t>
       </w:r>
     </w:p>
     <w:p>
       <w:pPr>
-        <w:pStyle w:val="ListBullet"/>
-        <w:spacing w:before="0" w:after="40" w:line="264" w:lineRule="auto"/>
+        <w:spacing w:before="0" w:after="40" w:line="276" w:lineRule="auto"/>
+      </w:pPr>
+      <w:r>
+        <w:rPr>
+          <w:rFonts w:ascii="Calibri" w:hAnsi="Calibri" w:eastAsia="Calibri"/>
+          <w:b/>
+          <w:color w:val="333333"/>
+          <w:sz w:val="22"/>
+        </w:rPr>
+        <w:t>3. Приведи пример, как связать предложение с потребностью по SNAP.</w:t>
+      </w:r>
+    </w:p>
+    <w:p>
+      <w:pPr>
+        <w:spacing w:before="0" w:after="160" w:line="276" w:lineRule="auto"/>
       </w:pPr>
       <w:r>
         <w:rPr>
@@ -2133,13 +2660,26 @@
           <w:b w:val="0"/>
           <w:sz w:val="22"/>
         </w:rPr>
-        <w:t>Приведи пример, как связать предложение с потребностью по SNAP.</w:t>
+        <w:t>Ответ: «Вы сказали, что HR тратит много времени на сбор подписей с удаленщиков. Предлагаем КЭДО: сотрудник подписывает в кабинете, HR видит статус. Это напрямую снимает вашу рутину — не “еще одна система”, а решение этой задачи».</w:t>
       </w:r>
     </w:p>
     <w:p>
       <w:pPr>
-        <w:pStyle w:val="ListBullet"/>
-        <w:spacing w:before="0" w:after="40" w:line="264" w:lineRule="auto"/>
+        <w:spacing w:before="0" w:after="40" w:line="276" w:lineRule="auto"/>
+      </w:pPr>
+      <w:r>
+        <w:rPr>
+          <w:rFonts w:ascii="Calibri" w:hAnsi="Calibri" w:eastAsia="Calibri"/>
+          <w:b/>
+          <w:color w:val="333333"/>
+          <w:sz w:val="22"/>
+        </w:rPr>
+        <w:t>4. Что значит «повысить приоритет» предложения?</w:t>
+      </w:r>
+    </w:p>
+    <w:p>
+      <w:pPr>
+        <w:spacing w:before="0" w:after="160" w:line="276" w:lineRule="auto"/>
       </w:pPr>
       <w:r>
         <w:rPr>
@@ -2147,13 +2687,26 @@
           <w:b w:val="0"/>
           <w:sz w:val="22"/>
         </w:rPr>
-        <w:t>Что значит «повысить приоритет» предложения?</w:t>
+        <w:t>Ответ: Показать, почему решать сейчас выгоднее, чем откладывать: текущие потери времени, риски, рост штата, сезон. Не давление, а связь с ценой бездействия и важными целями клиента.</w:t>
       </w:r>
     </w:p>
     <w:p>
       <w:pPr>
-        <w:pStyle w:val="ListBullet"/>
-        <w:spacing w:before="0" w:after="40" w:line="264" w:lineRule="auto"/>
+        <w:spacing w:before="0" w:after="40" w:line="276" w:lineRule="auto"/>
+      </w:pPr>
+      <w:r>
+        <w:rPr>
+          <w:rFonts w:ascii="Calibri" w:hAnsi="Calibri" w:eastAsia="Calibri"/>
+          <w:b/>
+          <w:color w:val="333333"/>
+          <w:sz w:val="22"/>
+        </w:rPr>
+        <w:t>5. Можно ли сначала SPIN, потом SNAP? Опиши сценарий.</w:t>
+      </w:r>
+    </w:p>
+    <w:p>
+      <w:pPr>
+        <w:spacing w:before="0" w:after="160" w:line="276" w:lineRule="auto"/>
       </w:pPr>
       <w:r>
         <w:rPr>
@@ -2161,7 +2714,7 @@
           <w:b w:val="0"/>
           <w:sz w:val="22"/>
         </w:rPr>
-        <w:t>Можно ли сначала SPIN, потом SNAP? Опиши сценарий.</w:t>
+        <w:t>Ответ: Да. Звонок: SPIN выяснил боль по кадровым подписям. Затем короткое SNAP-предложение: простая формулировка ценности, отличие, связка с болью, призыв к демо на этой неделе. Техники дополняют друг друга.</w:t>
       </w:r>
     </w:p>
     <w:p>
@@ -2235,7 +2788,7 @@
     </w:p>
     <w:p>
       <w:pPr>
-        <w:spacing w:before="0" w:after="40" w:line="276" w:lineRule="auto"/>
+        <w:spacing w:before="0" w:after="80" w:line="276" w:lineRule="auto"/>
       </w:pPr>
       <w:r>
         <w:rPr>
@@ -2243,13 +2796,26 @@
           <w:b/>
           <w:sz w:val="22"/>
         </w:rPr>
-        <w:t>Доп. вопросы экзаменатора:</w:t>
+        <w:t>Доп. вопросы экзаменатора (с ответами):</w:t>
       </w:r>
     </w:p>
     <w:p>
       <w:pPr>
-        <w:pStyle w:val="ListBullet"/>
-        <w:spacing w:before="0" w:after="40" w:line="264" w:lineRule="auto"/>
+        <w:spacing w:before="0" w:after="40" w:line="276" w:lineRule="auto"/>
+      </w:pPr>
+      <w:r>
+        <w:rPr>
+          <w:rFonts w:ascii="Calibri" w:hAnsi="Calibri" w:eastAsia="Calibri"/>
+          <w:b/>
+          <w:color w:val="333333"/>
+          <w:sz w:val="22"/>
+        </w:rPr>
+        <w:t>1. Как привлечь Attention в теме письма / первом экране КП?</w:t>
+      </w:r>
+    </w:p>
+    <w:p>
+      <w:pPr>
+        <w:spacing w:before="0" w:after="160" w:line="276" w:lineRule="auto"/>
       </w:pPr>
       <w:r>
         <w:rPr>
@@ -2257,13 +2823,26 @@
           <w:b w:val="0"/>
           <w:sz w:val="22"/>
         </w:rPr>
-        <w:t>Как привлечь Attention в теме письма / первом экране КП?</w:t>
+        <w:t>Ответ: Через проблему или результат клиента, не через название продукта. Пример: «Как сократить сбор кадровых подписей с недели до минут» вместо «Коммерческое предложение по КЭДО».</w:t>
       </w:r>
     </w:p>
     <w:p>
       <w:pPr>
-        <w:pStyle w:val="ListBullet"/>
-        <w:spacing w:before="0" w:after="40" w:line="264" w:lineRule="auto"/>
+        <w:spacing w:before="0" w:after="40" w:line="276" w:lineRule="auto"/>
+      </w:pPr>
+      <w:r>
+        <w:rPr>
+          <w:rFonts w:ascii="Calibri" w:hAnsi="Calibri" w:eastAsia="Calibri"/>
+          <w:b/>
+          <w:color w:val="333333"/>
+          <w:sz w:val="22"/>
+        </w:rPr>
+        <w:t>2. Чем Interest отличается от Desire на практике?</w:t>
+      </w:r>
+    </w:p>
+    <w:p>
+      <w:pPr>
+        <w:spacing w:before="0" w:after="160" w:line="276" w:lineRule="auto"/>
       </w:pPr>
       <w:r>
         <w:rPr>
@@ -2271,13 +2850,26 @@
           <w:b w:val="0"/>
           <w:sz w:val="22"/>
         </w:rPr>
-        <w:t>Чем Interest отличается от Desire на практике?</w:t>
+        <w:t>Ответ: Interest — «любопытно / похоже на нашу ситуацию». Desire — «хочу это у себя»: клиент видит выгоду лично для себя, представляет результат, готов обсуждать внедрение и условия. Desire сильнее и ближе к действию.</w:t>
       </w:r>
     </w:p>
     <w:p>
       <w:pPr>
-        <w:pStyle w:val="ListBullet"/>
-        <w:spacing w:before="0" w:after="40" w:line="264" w:lineRule="auto"/>
+        <w:spacing w:before="0" w:after="40" w:line="276" w:lineRule="auto"/>
+      </w:pPr>
+      <w:r>
+        <w:rPr>
+          <w:rFonts w:ascii="Calibri" w:hAnsi="Calibri" w:eastAsia="Calibri"/>
+          <w:b/>
+          <w:color w:val="333333"/>
+          <w:sz w:val="22"/>
+        </w:rPr>
+        <w:t>3. Какой Action уместен после первого звонка, а какой — после демо?</w:t>
+      </w:r>
+    </w:p>
+    <w:p>
+      <w:pPr>
+        <w:spacing w:before="0" w:after="160" w:line="276" w:lineRule="auto"/>
       </w:pPr>
       <w:r>
         <w:rPr>
@@ -2285,13 +2877,26 @@
           <w:b w:val="0"/>
           <w:sz w:val="22"/>
         </w:rPr>
-        <w:t>Какой Action уместен после первого звонка, а какой — после демо?</w:t>
+        <w:t>Ответ: После звонка: согласовать демо/встречу, прислать короткий кейс. После демо: расчет, пилот, согласование КП, встреча с ЛПР. Action должен быть соразмерен этапу — не просить оплату после первого контакта.</w:t>
       </w:r>
     </w:p>
     <w:p>
       <w:pPr>
-        <w:pStyle w:val="ListBullet"/>
-        <w:spacing w:before="0" w:after="40" w:line="264" w:lineRule="auto"/>
+        <w:spacing w:before="0" w:after="40" w:line="276" w:lineRule="auto"/>
+      </w:pPr>
+      <w:r>
+        <w:rPr>
+          <w:rFonts w:ascii="Calibri" w:hAnsi="Calibri" w:eastAsia="Calibri"/>
+          <w:b/>
+          <w:color w:val="333333"/>
+          <w:sz w:val="22"/>
+        </w:rPr>
+        <w:t>4. Разбери свое КП по блокам AIDA.</w:t>
+      </w:r>
+    </w:p>
+    <w:p>
+      <w:pPr>
+        <w:spacing w:before="0" w:after="160" w:line="276" w:lineRule="auto"/>
       </w:pPr>
       <w:r>
         <w:rPr>
@@ -2299,13 +2904,26 @@
           <w:b w:val="0"/>
           <w:sz w:val="22"/>
         </w:rPr>
-        <w:t>Разбери свое КП по блокам AIDA.</w:t>
+        <w:t>Ответ: Attention — заголовок/проблема. Interest — понимание ситуации клиента и как решают похожие. Desire — выгоды, эффекты, доказательства. Action — кнопка/фраза «назначить демо / получить расчет до пятницы». Если блока нет — цепочка ломается.</w:t>
       </w:r>
     </w:p>
     <w:p>
       <w:pPr>
-        <w:pStyle w:val="ListBullet"/>
-        <w:spacing w:before="0" w:after="40" w:line="264" w:lineRule="auto"/>
+        <w:spacing w:before="0" w:after="40" w:line="276" w:lineRule="auto"/>
+      </w:pPr>
+      <w:r>
+        <w:rPr>
+          <w:rFonts w:ascii="Calibri" w:hAnsi="Calibri" w:eastAsia="Calibri"/>
+          <w:b/>
+          <w:color w:val="333333"/>
+          <w:sz w:val="22"/>
+        </w:rPr>
+        <w:t>5. Где AIDA пересекается с этапами продажи?</w:t>
+      </w:r>
+    </w:p>
+    <w:p>
+      <w:pPr>
+        <w:spacing w:before="0" w:after="160" w:line="276" w:lineRule="auto"/>
       </w:pPr>
       <w:r>
         <w:rPr>
@@ -2313,7 +2931,7 @@
           <w:b w:val="0"/>
           <w:sz w:val="22"/>
         </w:rPr>
-        <w:t>Где AIDA пересекается с этапами продажи?</w:t>
+        <w:t>Ответ: Attention/Interest ближе к контакту и квалификации, Desire — к презентации ценности и работе с мотивацией, Action — к завершению этапа (демо, КП, сделка). AIDA — логика коммуникации внутри этапов.</w:t>
       </w:r>
     </w:p>
     <w:p>
@@ -2387,7 +3005,7 @@
     </w:p>
     <w:p>
       <w:pPr>
-        <w:spacing w:before="0" w:after="40" w:line="276" w:lineRule="auto"/>
+        <w:spacing w:before="0" w:after="80" w:line="276" w:lineRule="auto"/>
       </w:pPr>
       <w:r>
         <w:rPr>
@@ -2395,13 +3013,26 @@
           <w:b/>
           <w:sz w:val="22"/>
         </w:rPr>
-        <w:t>Доп. вопросы экзаменатора:</w:t>
+        <w:t>Доп. вопросы экзаменатора (с ответами):</w:t>
       </w:r>
     </w:p>
     <w:p>
       <w:pPr>
-        <w:pStyle w:val="ListBullet"/>
-        <w:spacing w:before="0" w:after="40" w:line="264" w:lineRule="auto"/>
+        <w:spacing w:before="0" w:after="40" w:line="276" w:lineRule="auto"/>
+      </w:pPr>
+      <w:r>
+        <w:rPr>
+          <w:rFonts w:ascii="Calibri" w:hAnsi="Calibri" w:eastAsia="Calibri"/>
+          <w:b/>
+          <w:color w:val="333333"/>
+          <w:sz w:val="22"/>
+        </w:rPr>
+        <w:t>1. Переведи в ХПВ: «Интеграция с 1С», «Облачное хранение», «Массовое подписание».</w:t>
+      </w:r>
+    </w:p>
+    <w:p>
+      <w:pPr>
+        <w:spacing w:before="0" w:after="160" w:line="276" w:lineRule="auto"/>
       </w:pPr>
       <w:r>
         <w:rPr>
@@ -2409,13 +3040,26 @@
           <w:b w:val="0"/>
           <w:sz w:val="22"/>
         </w:rPr>
-        <w:t>Переведи в ХПВ: «Интеграция с 1С», «Облачное хранение», «Массовое подписание».</w:t>
+        <w:t>Ответ: Интеграция с 1С → нет двойного ввода → меньше ошибок и времени на перенос данных. Облачное хранение → доступ из любой точки с правами → быстрее работа распределенных команд и меньше риска потери бумаги. Массовое подписание → много документов за один подход → HR закрывает пики (отпуска, приказы) быстрее.</w:t>
       </w:r>
     </w:p>
     <w:p>
       <w:pPr>
-        <w:pStyle w:val="ListBullet"/>
-        <w:spacing w:before="0" w:after="40" w:line="264" w:lineRule="auto"/>
+        <w:spacing w:before="0" w:after="40" w:line="276" w:lineRule="auto"/>
+      </w:pPr>
+      <w:r>
+        <w:rPr>
+          <w:rFonts w:ascii="Calibri" w:hAnsi="Calibri" w:eastAsia="Calibri"/>
+          <w:b/>
+          <w:color w:val="333333"/>
+          <w:sz w:val="22"/>
+        </w:rPr>
+        <w:t>2. Чем преимущество отличается от выгоды?</w:t>
+      </w:r>
+    </w:p>
+    <w:p>
+      <w:pPr>
+        <w:spacing w:before="0" w:after="160" w:line="276" w:lineRule="auto"/>
       </w:pPr>
       <w:r>
         <w:rPr>
@@ -2423,13 +3067,26 @@
           <w:b w:val="0"/>
           <w:sz w:val="22"/>
         </w:rPr>
-        <w:t>Чем преимущество отличается от выгоды?</w:t>
+        <w:t>Ответ: Преимущество — что дает характеристика относительно альтернативы («не нужно ехать в офис»). Выгода — измеримый/ощутимый эффект для роли клиента («кадровик экономит N часов, директор снижает риск срыва сроков»).</w:t>
       </w:r>
     </w:p>
     <w:p>
       <w:pPr>
-        <w:pStyle w:val="ListBullet"/>
-        <w:spacing w:before="0" w:after="40" w:line="264" w:lineRule="auto"/>
+        <w:spacing w:before="0" w:after="40" w:line="276" w:lineRule="auto"/>
+      </w:pPr>
+      <w:r>
+        <w:rPr>
+          <w:rFonts w:ascii="Calibri" w:hAnsi="Calibri" w:eastAsia="Calibri"/>
+          <w:b/>
+          <w:color w:val="333333"/>
+          <w:sz w:val="22"/>
+        </w:rPr>
+        <w:t>3. Как подобрать выгоду под конкретного ЛПР?</w:t>
+      </w:r>
+    </w:p>
+    <w:p>
+      <w:pPr>
+        <w:spacing w:before="0" w:after="160" w:line="276" w:lineRule="auto"/>
       </w:pPr>
       <w:r>
         <w:rPr>
@@ -2437,13 +3094,26 @@
           <w:b w:val="0"/>
           <w:sz w:val="22"/>
         </w:rPr>
-        <w:t>Как подобрать выгоду под конкретного ЛПР?</w:t>
+        <w:t>Ответ: Слушать его KPI и боли. HR — время и рутина; директор — деньги, риски, скорость; IT — безопасность и интеграции; финансист — окупаемость и прозрачность затрат. Одна характеристика — разные выгоды.</w:t>
       </w:r>
     </w:p>
     <w:p>
       <w:pPr>
-        <w:pStyle w:val="ListBullet"/>
-        <w:spacing w:before="0" w:after="40" w:line="264" w:lineRule="auto"/>
+        <w:spacing w:before="0" w:after="40" w:line="276" w:lineRule="auto"/>
+      </w:pPr>
+      <w:r>
+        <w:rPr>
+          <w:rFonts w:ascii="Calibri" w:hAnsi="Calibri" w:eastAsia="Calibri"/>
+          <w:b/>
+          <w:color w:val="333333"/>
+          <w:sz w:val="22"/>
+        </w:rPr>
+        <w:t>4. Что будет, если в презентации остановиться на характеристиках?</w:t>
+      </w:r>
+    </w:p>
+    <w:p>
+      <w:pPr>
+        <w:spacing w:before="0" w:after="160" w:line="276" w:lineRule="auto"/>
       </w:pPr>
       <w:r>
         <w:rPr>
@@ -2451,13 +3121,26 @@
           <w:b w:val="0"/>
           <w:sz w:val="22"/>
         </w:rPr>
-        <w:t>Что будет, если в презентации остановиться на характеристиках?</w:t>
+        <w:t>Ответ: Клиент не поймет ценность, сравнит только “есть/нет функция” и цену. Легче возражение «дорого» и выбор более дешевого аналога без понимания разницы в результате.</w:t>
       </w:r>
     </w:p>
     <w:p>
       <w:pPr>
-        <w:pStyle w:val="ListBullet"/>
-        <w:spacing w:before="0" w:after="40" w:line="264" w:lineRule="auto"/>
+        <w:spacing w:before="0" w:after="40" w:line="276" w:lineRule="auto"/>
+      </w:pPr>
+      <w:r>
+        <w:rPr>
+          <w:rFonts w:ascii="Calibri" w:hAnsi="Calibri" w:eastAsia="Calibri"/>
+          <w:b/>
+          <w:color w:val="333333"/>
+          <w:sz w:val="22"/>
+        </w:rPr>
+        <w:t>5. Свяжи ХПВ с ТАТ: какой уровень чему соответствует?</w:t>
+      </w:r>
+    </w:p>
+    <w:p>
+      <w:pPr>
+        <w:spacing w:before="0" w:after="160" w:line="276" w:lineRule="auto"/>
       </w:pPr>
       <w:r>
         <w:rPr>
@@ -2465,7 +3148,7 @@
           <w:b w:val="0"/>
           <w:sz w:val="22"/>
         </w:rPr>
-        <w:t>Свяжи ХПВ с ТАТ: какой уровень чему соответствует?</w:t>
+        <w:t>Ответ: Характеристика ≈ фактический товар. Преимущество/выгода выводят к сущности (результат для клиента). Дополнительный товар тоже можно провести через ХПВ: «есть обучение → быстрее запуск → раньше получаете эффект».</w:t>
       </w:r>
     </w:p>
     <w:p>
@@ -2539,7 +3222,7 @@
     </w:p>
     <w:p>
       <w:pPr>
-        <w:spacing w:before="0" w:after="40" w:line="276" w:lineRule="auto"/>
+        <w:spacing w:before="0" w:after="80" w:line="276" w:lineRule="auto"/>
       </w:pPr>
       <w:r>
         <w:rPr>
@@ -2547,13 +3230,26 @@
           <w:b/>
           <w:sz w:val="22"/>
         </w:rPr>
-        <w:t>Доп. вопросы экзаменатора:</w:t>
+        <w:t>Доп. вопросы экзаменатора (с ответами):</w:t>
       </w:r>
     </w:p>
     <w:p>
       <w:pPr>
-        <w:pStyle w:val="ListBullet"/>
-        <w:spacing w:before="0" w:after="40" w:line="264" w:lineRule="auto"/>
+        <w:spacing w:before="0" w:after="40" w:line="276" w:lineRule="auto"/>
+      </w:pPr>
+      <w:r>
+        <w:rPr>
+          <w:rFonts w:ascii="Calibri" w:hAnsi="Calibri" w:eastAsia="Calibri"/>
+          <w:b/>
+          <w:color w:val="333333"/>
+          <w:sz w:val="22"/>
+        </w:rPr>
+        <w:t>1. Чем челлендж отличается от консультативной продажи?</w:t>
+      </w:r>
+    </w:p>
+    <w:p>
+      <w:pPr>
+        <w:spacing w:before="0" w:after="160" w:line="276" w:lineRule="auto"/>
       </w:pPr>
       <w:r>
         <w:rPr>
@@ -2561,13 +3257,26 @@
           <w:b w:val="0"/>
           <w:sz w:val="22"/>
         </w:rPr>
-        <w:t>Чем челлендж отличается от консультативной продажи?</w:t>
+        <w:t>Ответ: Консультативная больше слушает и подбирает решение под озвученную потребность. Челлендж активнее пересобирает картину: показывает слепую зону, риск или возможность, о которых клиент не думал. Оба клиентоцентричны, но челлендж более проактивен.</w:t>
       </w:r>
     </w:p>
     <w:p>
       <w:pPr>
-        <w:pStyle w:val="ListBullet"/>
-        <w:spacing w:before="0" w:after="40" w:line="264" w:lineRule="auto"/>
+        <w:spacing w:before="0" w:after="40" w:line="276" w:lineRule="auto"/>
+      </w:pPr>
+      <w:r>
+        <w:rPr>
+          <w:rFonts w:ascii="Calibri" w:hAnsi="Calibri" w:eastAsia="Calibri"/>
+          <w:b/>
+          <w:color w:val="333333"/>
+          <w:sz w:val="22"/>
+        </w:rPr>
+        <w:t>2. Приведи пример челлендж-реплики без конфликта.</w:t>
+      </w:r>
+    </w:p>
+    <w:p>
+      <w:pPr>
+        <w:spacing w:before="0" w:after="160" w:line="276" w:lineRule="auto"/>
       </w:pPr>
       <w:r>
         <w:rPr>
@@ -2575,13 +3284,26 @@
           <w:b w:val="0"/>
           <w:sz w:val="22"/>
         </w:rPr>
-        <w:t>Приведи пример челлендж-реплики без конфликта.</w:t>
+        <w:t>Ответ: «Понимаю, что процесс вас устраивает. У компаний с таким же штатом удаленщиков часто “ломается” не сегодня, а при росте на 30–50%. Могу показать, где обычно возникают потери — и вы оцените, актуально ли вам».</w:t>
       </w:r>
     </w:p>
     <w:p>
       <w:pPr>
-        <w:pStyle w:val="ListBullet"/>
-        <w:spacing w:before="0" w:after="40" w:line="264" w:lineRule="auto"/>
+        <w:spacing w:before="0" w:after="40" w:line="276" w:lineRule="auto"/>
+      </w:pPr>
+      <w:r>
+        <w:rPr>
+          <w:rFonts w:ascii="Calibri" w:hAnsi="Calibri" w:eastAsia="Calibri"/>
+          <w:b/>
+          <w:color w:val="333333"/>
+          <w:sz w:val="22"/>
+        </w:rPr>
+        <w:t>3. Когда челлендж неуместен?</w:t>
+      </w:r>
+    </w:p>
+    <w:p>
+      <w:pPr>
+        <w:spacing w:before="0" w:after="160" w:line="276" w:lineRule="auto"/>
       </w:pPr>
       <w:r>
         <w:rPr>
@@ -2589,13 +3311,26 @@
           <w:b w:val="0"/>
           <w:sz w:val="22"/>
         </w:rPr>
-        <w:t>Когда челлендж неуместен?</w:t>
+        <w:t>Ответ: Если нет доверия, клиент в остром стрессе, вы не разобрались в его бизнесе, или пытаетесь “продавить” без фактов. Также рано челленджить, пока не выслушали. Без экспертизы челлендж выглядит как спор.</w:t>
       </w:r>
     </w:p>
     <w:p>
       <w:pPr>
-        <w:pStyle w:val="ListBullet"/>
-        <w:spacing w:before="0" w:after="40" w:line="264" w:lineRule="auto"/>
+        <w:spacing w:before="0" w:after="40" w:line="276" w:lineRule="auto"/>
+      </w:pPr>
+      <w:r>
+        <w:rPr>
+          <w:rFonts w:ascii="Calibri" w:hAnsi="Calibri" w:eastAsia="Calibri"/>
+          <w:b/>
+          <w:color w:val="333333"/>
+          <w:sz w:val="22"/>
+        </w:rPr>
+        <w:t>4. Какое качество тебе нужно прокачать в первую очередь и почему?</w:t>
+      </w:r>
+    </w:p>
+    <w:p>
+      <w:pPr>
+        <w:spacing w:before="0" w:after="160" w:line="276" w:lineRule="auto"/>
       </w:pPr>
       <w:r>
         <w:rPr>
@@ -2603,13 +3338,26 @@
           <w:b w:val="0"/>
           <w:sz w:val="22"/>
         </w:rPr>
-        <w:t>Какое качество тебе нужно прокачать в первую очередь и почему?</w:t>
+        <w:t>Ответ: Часто — знание бизнеса клиента и отрасли: без этого нечего “челленджить”. Либо устойчивость к отказам — иначе после первого “нам не нужно” менеджер сдается. Ответ должен быть честным про себя, с пониманием зачем.</w:t>
       </w:r>
     </w:p>
     <w:p>
       <w:pPr>
-        <w:pStyle w:val="ListBullet"/>
-        <w:spacing w:before="0" w:after="40" w:line="264" w:lineRule="auto"/>
+        <w:spacing w:before="0" w:after="40" w:line="276" w:lineRule="auto"/>
+      </w:pPr>
+      <w:r>
+        <w:rPr>
+          <w:rFonts w:ascii="Calibri" w:hAnsi="Calibri" w:eastAsia="Calibri"/>
+          <w:b/>
+          <w:color w:val="333333"/>
+          <w:sz w:val="22"/>
+        </w:rPr>
+        <w:t>5. Как совместить челлендж и принятие позиции клиента («у нас все работает»)?</w:t>
+      </w:r>
+    </w:p>
+    <w:p>
+      <w:pPr>
+        <w:spacing w:before="0" w:after="160" w:line="276" w:lineRule="auto"/>
       </w:pPr>
       <w:r>
         <w:rPr>
@@ -2617,7 +3365,7 @@
           <w:b w:val="0"/>
           <w:sz w:val="22"/>
         </w:rPr>
-        <w:t>Как совместить челлендж и принятие позиции клиента («у нас все работает»)?</w:t>
+        <w:t>Ответ: Сначала принять: «Ок, значит базово процесс стабилен». Затем мягко расширить рамку: исключения, будущее, сравнение с рынком, цена бездействия. Принятие + новая оптика, а не “вы неправы”.</w:t>
       </w:r>
     </w:p>
     <w:p>
@@ -2705,7 +3453,7 @@
     </w:p>
     <w:p>
       <w:pPr>
-        <w:spacing w:before="0" w:after="40" w:line="276" w:lineRule="auto"/>
+        <w:spacing w:before="0" w:after="80" w:line="276" w:lineRule="auto"/>
       </w:pPr>
       <w:r>
         <w:rPr>
@@ -2713,13 +3461,26 @@
           <w:b/>
           <w:sz w:val="22"/>
         </w:rPr>
-        <w:t>Доп. вопросы экзаменатора:</w:t>
+        <w:t>Доп. вопросы экзаменатора (с ответами):</w:t>
       </w:r>
     </w:p>
     <w:p>
       <w:pPr>
-        <w:pStyle w:val="ListBullet"/>
-        <w:spacing w:before="0" w:after="40" w:line="264" w:lineRule="auto"/>
+        <w:spacing w:before="0" w:after="40" w:line="276" w:lineRule="auto"/>
+      </w:pPr>
+      <w:r>
+        <w:rPr>
+          <w:rFonts w:ascii="Calibri" w:hAnsi="Calibri" w:eastAsia="Calibri"/>
+          <w:b/>
+          <w:color w:val="333333"/>
+          <w:sz w:val="22"/>
+        </w:rPr>
+        <w:t>1. К какому подходу ближе твоя текущая работа и почему?</w:t>
+      </w:r>
+    </w:p>
+    <w:p>
+      <w:pPr>
+        <w:spacing w:before="0" w:after="160" w:line="276" w:lineRule="auto"/>
       </w:pPr>
       <w:r>
         <w:rPr>
@@ -2727,13 +3488,26 @@
           <w:b w:val="0"/>
           <w:sz w:val="22"/>
         </w:rPr>
-        <w:t>К какому подходу ближе твоя текущая работа и почему?</w:t>
+        <w:t>Ответ: Ожидается осознанный ответ: например, «ближе к консультативным — много вопросов и подбор под контур учета/ЛПР». Важно объяснить поведение на встречах, а не назвать модное слово.</w:t>
       </w:r>
     </w:p>
     <w:p>
       <w:pPr>
-        <w:pStyle w:val="ListBullet"/>
-        <w:spacing w:before="0" w:after="40" w:line="264" w:lineRule="auto"/>
+        <w:spacing w:before="0" w:after="40" w:line="276" w:lineRule="auto"/>
+      </w:pPr>
+      <w:r>
+        <w:rPr>
+          <w:rFonts w:ascii="Calibri" w:hAnsi="Calibri" w:eastAsia="Calibri"/>
+          <w:b/>
+          <w:color w:val="333333"/>
+          <w:sz w:val="22"/>
+        </w:rPr>
+        <w:t>2. Приведи пример концептуальной продажи 1С-сервиса.</w:t>
+      </w:r>
+    </w:p>
+    <w:p>
+      <w:pPr>
+        <w:spacing w:before="0" w:after="160" w:line="276" w:lineRule="auto"/>
       </w:pPr>
       <w:r>
         <w:rPr>
@@ -2741,13 +3515,26 @@
           <w:b w:val="0"/>
           <w:sz w:val="22"/>
         </w:rPr>
-        <w:t>Приведи пример концептуальной продажи 1С-сервиса.</w:t>
+        <w:t>Ответ: Не “продаем КЭДО с такими-то кнопками”, а концепцию: «Переводим кадровые процессы в цифровой контур, где сотрудник самообслуживается, а HR управляет статусами». Продукт — способ реализовать идею.</w:t>
       </w:r>
     </w:p>
     <w:p>
       <w:pPr>
-        <w:pStyle w:val="ListBullet"/>
-        <w:spacing w:before="0" w:after="40" w:line="264" w:lineRule="auto"/>
+        <w:spacing w:before="0" w:after="40" w:line="276" w:lineRule="auto"/>
+      </w:pPr>
+      <w:r>
+        <w:rPr>
+          <w:rFonts w:ascii="Calibri" w:hAnsi="Calibri" w:eastAsia="Calibri"/>
+          <w:b/>
+          <w:color w:val="333333"/>
+          <w:sz w:val="22"/>
+        </w:rPr>
+        <w:t>3. Чем консультативная продажа отличается от просто «вежливой»?</w:t>
+      </w:r>
+    </w:p>
+    <w:p>
+      <w:pPr>
+        <w:spacing w:before="0" w:after="160" w:line="276" w:lineRule="auto"/>
       </w:pPr>
       <w:r>
         <w:rPr>
@@ -2755,13 +3542,26 @@
           <w:b w:val="0"/>
           <w:sz w:val="22"/>
         </w:rPr>
-        <w:t>Чем консультативная продажа отличается от просто «вежливой»?</w:t>
+        <w:t>Ответ: Вежливость — тон. Консультативность — метод: диагностика, гипотезы, вопросы, совместный выбор, ответственность за соответствие решения задаче. Можно быть вежливым и все равно продавать шаблоном.</w:t>
       </w:r>
     </w:p>
     <w:p>
       <w:pPr>
-        <w:pStyle w:val="ListBullet"/>
-        <w:spacing w:before="0" w:after="40" w:line="264" w:lineRule="auto"/>
+        <w:spacing w:before="0" w:after="40" w:line="276" w:lineRule="auto"/>
+      </w:pPr>
+      <w:r>
+        <w:rPr>
+          <w:rFonts w:ascii="Calibri" w:hAnsi="Calibri" w:eastAsia="Calibri"/>
+          <w:b/>
+          <w:color w:val="333333"/>
+          <w:sz w:val="22"/>
+        </w:rPr>
+        <w:t>4. Как звучит шаблонная продажа vs клиенториентированная на одном продукте?</w:t>
+      </w:r>
+    </w:p>
+    <w:p>
+      <w:pPr>
+        <w:spacing w:before="0" w:after="160" w:line="276" w:lineRule="auto"/>
       </w:pPr>
       <w:r>
         <w:rPr>
@@ -2769,13 +3569,26 @@
           <w:b w:val="0"/>
           <w:sz w:val="22"/>
         </w:rPr>
-        <w:t>Как звучит шаблонная продажа vs клиенториентированная на одном продукте?</w:t>
+        <w:t>Ответ: Шаблон: «У нас отличный КЭДО, вот 15 функций и цена». Клиенториентированно: «У вас удаленный штат и долгий сбор подписей — покажу, как закрыть именно это, и что потребуется для запуска у вас».</w:t>
       </w:r>
     </w:p>
     <w:p>
       <w:pPr>
-        <w:pStyle w:val="ListBullet"/>
-        <w:spacing w:before="0" w:after="40" w:line="264" w:lineRule="auto"/>
+        <w:spacing w:before="0" w:after="40" w:line="276" w:lineRule="auto"/>
+      </w:pPr>
+      <w:r>
+        <w:rPr>
+          <w:rFonts w:ascii="Calibri" w:hAnsi="Calibri" w:eastAsia="Calibri"/>
+          <w:b/>
+          <w:color w:val="333333"/>
+          <w:sz w:val="22"/>
+        </w:rPr>
+        <w:t>5. Можно ли сочетать все три подхода в одной сделке?</w:t>
+      </w:r>
+    </w:p>
+    <w:p>
+      <w:pPr>
+        <w:spacing w:before="0" w:after="160" w:line="276" w:lineRule="auto"/>
       </w:pPr>
       <w:r>
         <w:rPr>
@@ -2783,7 +3596,7 @@
           <w:b w:val="0"/>
           <w:sz w:val="22"/>
         </w:rPr>
-        <w:t>Можно ли сочетать все три подхода в одной сделке?</w:t>
+        <w:t>Ответ: Да. Клиенториентированность — рамка, консультативность — метод разговора, концептуальность — способ упаковать решение. Вместе они усиливают продажу вокруг задачи клиента.</w:t>
       </w:r>
     </w:p>
     <w:p>
@@ -2857,7 +3670,7 @@
     </w:p>
     <w:p>
       <w:pPr>
-        <w:spacing w:before="0" w:after="40" w:line="276" w:lineRule="auto"/>
+        <w:spacing w:before="0" w:after="80" w:line="276" w:lineRule="auto"/>
       </w:pPr>
       <w:r>
         <w:rPr>
@@ -2865,13 +3678,26 @@
           <w:b/>
           <w:sz w:val="22"/>
         </w:rPr>
-        <w:t>Доп. вопросы экзаменатора:</w:t>
+        <w:t>Доп. вопросы экзаменатора (с ответами):</w:t>
       </w:r>
     </w:p>
     <w:p>
       <w:pPr>
-        <w:pStyle w:val="ListBullet"/>
-        <w:spacing w:before="0" w:after="40" w:line="264" w:lineRule="auto"/>
+        <w:spacing w:before="0" w:after="40" w:line="276" w:lineRule="auto"/>
+      </w:pPr>
+      <w:r>
+        <w:rPr>
+          <w:rFonts w:ascii="Calibri" w:hAnsi="Calibri" w:eastAsia="Calibri"/>
+          <w:b/>
+          <w:color w:val="333333"/>
+          <w:sz w:val="22"/>
+        </w:rPr>
+        <w:t>1. Сформулируй 3 вопроса без давления для такой ситуации.</w:t>
+      </w:r>
+    </w:p>
+    <w:p>
+      <w:pPr>
+        <w:spacing w:before="0" w:after="160" w:line="276" w:lineRule="auto"/>
       </w:pPr>
       <w:r>
         <w:rPr>
@@ -2879,13 +3705,26 @@
           <w:b w:val="0"/>
           <w:sz w:val="22"/>
         </w:rPr>
-        <w:t>Сформулируй 3 вопроса без давления для такой ситуации.</w:t>
+        <w:t>Ответ: 1) «Что в текущем процессе для вас особенно удобно?» 2) «Бывают ли исключения — удаленка, филиалы, пики отпусков?» 3) «Если штат вырастет, что в процессе хотелось бы сохранить, а что уже сейчас кажется узким местом?»</w:t>
       </w:r>
     </w:p>
     <w:p>
       <w:pPr>
-        <w:pStyle w:val="ListBullet"/>
-        <w:spacing w:before="0" w:after="40" w:line="264" w:lineRule="auto"/>
+        <w:spacing w:before="0" w:after="40" w:line="276" w:lineRule="auto"/>
+      </w:pPr>
+      <w:r>
+        <w:rPr>
+          <w:rFonts w:ascii="Calibri" w:hAnsi="Calibri" w:eastAsia="Calibri"/>
+          <w:b/>
+          <w:color w:val="333333"/>
+          <w:sz w:val="22"/>
+        </w:rPr>
+        <w:t>2. Как применишь здесь SPIN?</w:t>
+      </w:r>
+    </w:p>
+    <w:p>
+      <w:pPr>
+        <w:spacing w:before="0" w:after="160" w:line="276" w:lineRule="auto"/>
       </w:pPr>
       <w:r>
         <w:rPr>
@@ -2893,13 +3732,26 @@
           <w:b w:val="0"/>
           <w:sz w:val="22"/>
         </w:rPr>
-        <w:t>Как применишь здесь SPIN?</w:t>
+        <w:t>Ответ: S — как устроен процесс сейчас. P — мягко искать исключения/сложности. I — цена этих исключений во времени/рисках. N — только после признания боли. Если боли нет — не форсировать N.</w:t>
       </w:r>
     </w:p>
     <w:p>
       <w:pPr>
-        <w:pStyle w:val="ListBullet"/>
-        <w:spacing w:before="0" w:after="40" w:line="264" w:lineRule="auto"/>
+        <w:spacing w:before="0" w:after="40" w:line="276" w:lineRule="auto"/>
+      </w:pPr>
+      <w:r>
+        <w:rPr>
+          <w:rFonts w:ascii="Calibri" w:hAnsi="Calibri" w:eastAsia="Calibri"/>
+          <w:b/>
+          <w:color w:val="333333"/>
+          <w:sz w:val="22"/>
+        </w:rPr>
+        <w:t>3. Что скажешь, если клиент снова отвечает «все ок»?</w:t>
+      </w:r>
+    </w:p>
+    <w:p>
+      <w:pPr>
+        <w:spacing w:before="0" w:after="160" w:line="276" w:lineRule="auto"/>
       </w:pPr>
       <w:r>
         <w:rPr>
@@ -2907,13 +3759,26 @@
           <w:b w:val="0"/>
           <w:sz w:val="22"/>
         </w:rPr>
-        <w:t>Что скажешь, если клиент снова отвечает «все ок»?</w:t>
+        <w:t>Ответ: Зафиксировать: «Отлично, значит сейчас приоритета нет». Оставить ценность коротко и договориться о триггере: «Если появится рост штата / проверка / жалобы сотрудников — могу быстро вернуться с вариантом». Не давить.</w:t>
       </w:r>
     </w:p>
     <w:p>
       <w:pPr>
-        <w:pStyle w:val="ListBullet"/>
-        <w:spacing w:before="0" w:after="40" w:line="264" w:lineRule="auto"/>
+        <w:spacing w:before="0" w:after="40" w:line="276" w:lineRule="auto"/>
+      </w:pPr>
+      <w:r>
+        <w:rPr>
+          <w:rFonts w:ascii="Calibri" w:hAnsi="Calibri" w:eastAsia="Calibri"/>
+          <w:b/>
+          <w:color w:val="333333"/>
+          <w:sz w:val="22"/>
+        </w:rPr>
+        <w:t>4. Когда правильно завершить разговор и оставить контакт на будущее?</w:t>
+      </w:r>
+    </w:p>
+    <w:p>
+      <w:pPr>
+        <w:spacing w:before="0" w:after="160" w:line="276" w:lineRule="auto"/>
       </w:pPr>
       <w:r>
         <w:rPr>
@@ -2921,13 +3786,26 @@
           <w:b w:val="0"/>
           <w:sz w:val="22"/>
         </w:rPr>
-        <w:t>Когда правильно завершить разговор и оставить контакт на будущее?</w:t>
+        <w:t>Ответ: Когда после 2–3 мягких кругов уточнений нет боли, нет срока, нет интереса ЛПР. Лучше сохранить отношения, чем “добить” и закрыть дверь. Зафиксировать next step/триггер и полезный материал.</w:t>
       </w:r>
     </w:p>
     <w:p>
       <w:pPr>
-        <w:pStyle w:val="ListBullet"/>
-        <w:spacing w:before="0" w:after="40" w:line="264" w:lineRule="auto"/>
+        <w:spacing w:before="0" w:after="40" w:line="276" w:lineRule="auto"/>
+      </w:pPr>
+      <w:r>
+        <w:rPr>
+          <w:rFonts w:ascii="Calibri" w:hAnsi="Calibri" w:eastAsia="Calibri"/>
+          <w:b/>
+          <w:color w:val="333333"/>
+          <w:sz w:val="22"/>
+        </w:rPr>
+        <w:t>5. Как отличить «реально все ок» от «не хочет разговаривать»?</w:t>
+      </w:r>
+    </w:p>
+    <w:p>
+      <w:pPr>
+        <w:spacing w:before="0" w:after="160" w:line="276" w:lineRule="auto"/>
       </w:pPr>
       <w:r>
         <w:rPr>
@@ -2935,7 +3813,7 @@
           <w:b w:val="0"/>
           <w:sz w:val="22"/>
         </w:rPr>
-        <w:t>Как отличить «реально все ок» от «не хочет разговаривать»?</w:t>
+        <w:t>Ответ: По детализации: если клиент охотно описывает процесс и критерии — скорее реально стабильно. Если односложно, уходит от вопросов, нет времени — скорее сопротивление контакту. Тогда короче ценность + удобный формат (письмо, 10 минут позже).</w:t>
       </w:r>
     </w:p>
     <w:p>
@@ -3037,7 +3915,7 @@
     </w:p>
     <w:p>
       <w:pPr>
-        <w:spacing w:before="0" w:after="40" w:line="276" w:lineRule="auto"/>
+        <w:spacing w:before="0" w:after="80" w:line="276" w:lineRule="auto"/>
       </w:pPr>
       <w:r>
         <w:rPr>
@@ -3045,13 +3923,26 @@
           <w:b/>
           <w:sz w:val="22"/>
         </w:rPr>
-        <w:t>Доп. вопросы экзаменатора:</w:t>
+        <w:t>Доп. вопросы экзаменатора (с ответами):</w:t>
       </w:r>
     </w:p>
     <w:p>
       <w:pPr>
-        <w:pStyle w:val="ListBullet"/>
-        <w:spacing w:before="0" w:after="40" w:line="264" w:lineRule="auto"/>
+        <w:spacing w:before="0" w:after="40" w:line="276" w:lineRule="auto"/>
+      </w:pPr>
+      <w:r>
+        <w:rPr>
+          <w:rFonts w:ascii="Calibri" w:hAnsi="Calibri" w:eastAsia="Calibri"/>
+          <w:b/>
+          <w:color w:val="333333"/>
+          <w:sz w:val="22"/>
+        </w:rPr>
+        <w:t>1. Какой уточняющий вопрос задашь первым на «дорого»?</w:t>
+      </w:r>
+    </w:p>
+    <w:p>
+      <w:pPr>
+        <w:spacing w:before="0" w:after="160" w:line="276" w:lineRule="auto"/>
       </w:pPr>
       <w:r>
         <w:rPr>
@@ -3059,13 +3950,26 @@
           <w:b w:val="0"/>
           <w:sz w:val="22"/>
         </w:rPr>
-        <w:t>Какой уточняющий вопрос задашь первым на «дорого»?</w:t>
+        <w:t>Ответ: «Подскажите, вы сравниваете с другим предложением, с текущими затратами или с ожиданиями по бюджету?» — это сразу отделяет причину и задает правильную ветку работы с возражением.</w:t>
       </w:r>
     </w:p>
     <w:p>
       <w:pPr>
-        <w:pStyle w:val="ListBullet"/>
-        <w:spacing w:before="0" w:after="40" w:line="264" w:lineRule="auto"/>
+        <w:spacing w:before="0" w:after="40" w:line="276" w:lineRule="auto"/>
+      </w:pPr>
+      <w:r>
+        <w:rPr>
+          <w:rFonts w:ascii="Calibri" w:hAnsi="Calibri" w:eastAsia="Calibri"/>
+          <w:b/>
+          <w:color w:val="333333"/>
+          <w:sz w:val="22"/>
+        </w:rPr>
+        <w:t>2. Как отличить «нет бюджета» от «не вижу ценности»?</w:t>
+      </w:r>
+    </w:p>
+    <w:p>
+      <w:pPr>
+        <w:spacing w:before="0" w:after="160" w:line="276" w:lineRule="auto"/>
       </w:pPr>
       <w:r>
         <w:rPr>
@@ -3073,13 +3977,26 @@
           <w:b w:val="0"/>
           <w:sz w:val="22"/>
         </w:rPr>
-        <w:t>Как отличить «нет бюджета» от «не вижу ценности»?</w:t>
+        <w:t>Ответ: Нет бюджета: есть интерес, но лимит/срок финансирования, нужно ТЭО, разбивка платежей, перенос на период. Не видит ценности: цена “высокая” относительно непонятного эффекта, много вопросов “а зачем столько”. Во втором случае усиливают ценность, а не скидку.</w:t>
       </w:r>
     </w:p>
     <w:p>
       <w:pPr>
-        <w:pStyle w:val="ListBullet"/>
-        <w:spacing w:before="0" w:after="40" w:line="264" w:lineRule="auto"/>
+        <w:spacing w:before="0" w:after="40" w:line="276" w:lineRule="auto"/>
+      </w:pPr>
+      <w:r>
+        <w:rPr>
+          <w:rFonts w:ascii="Calibri" w:hAnsi="Calibri" w:eastAsia="Calibri"/>
+          <w:b/>
+          <w:color w:val="333333"/>
+          <w:sz w:val="22"/>
+        </w:rPr>
+        <w:t>3. Что ответишь, если клиент сравнивает с более дешевым конкурентом?</w:t>
+      </w:r>
+    </w:p>
+    <w:p>
+      <w:pPr>
+        <w:spacing w:before="0" w:after="160" w:line="276" w:lineRule="auto"/>
       </w:pPr>
       <w:r>
         <w:rPr>
@@ -3087,13 +4004,26 @@
           <w:b w:val="0"/>
           <w:sz w:val="22"/>
         </w:rPr>
-        <w:t>Что ответишь, если клиент сравнивает с более дешевым конкурентом?</w:t>
+        <w:t>Ответ: Не обесценивать конкурента. Сравнить по критериям клиента: внедрение, поддержка, интеграция с 1С, риски, полный TCO. «Давайте сверим, что входит в обе цены и какой результат вы получаете» — перевод из “прайс vs прайс” в “решение vs решение”.</w:t>
       </w:r>
     </w:p>
     <w:p>
       <w:pPr>
-        <w:pStyle w:val="ListBullet"/>
-        <w:spacing w:before="0" w:after="40" w:line="264" w:lineRule="auto"/>
+        <w:spacing w:before="0" w:after="40" w:line="276" w:lineRule="auto"/>
+      </w:pPr>
+      <w:r>
+        <w:rPr>
+          <w:rFonts w:ascii="Calibri" w:hAnsi="Calibri" w:eastAsia="Calibri"/>
+          <w:b/>
+          <w:color w:val="333333"/>
+          <w:sz w:val="22"/>
+        </w:rPr>
+        <w:t>4. Когда скидка уместна, а когда вредна?</w:t>
+      </w:r>
+    </w:p>
+    <w:p>
+      <w:pPr>
+        <w:spacing w:before="0" w:after="160" w:line="276" w:lineRule="auto"/>
       </w:pPr>
       <w:r>
         <w:rPr>
@@ -3101,13 +4031,26 @@
           <w:b w:val="0"/>
           <w:sz w:val="22"/>
         </w:rPr>
-        <w:t>Когда скидка уместна, а когда вредна?</w:t>
+        <w:t>Ответ: Уместна: обмен на условие (объем, срок оплаты, пакет, кейс), после подтвержденной ценности. Вредна: как первая реакция на “дорого” — обесценивает продукт, приучает торговаться, не решает корневую причину возражения.</w:t>
       </w:r>
     </w:p>
     <w:p>
       <w:pPr>
-        <w:pStyle w:val="ListBullet"/>
-        <w:spacing w:before="0" w:after="40" w:line="264" w:lineRule="auto"/>
+        <w:spacing w:before="0" w:after="40" w:line="276" w:lineRule="auto"/>
+      </w:pPr>
+      <w:r>
+        <w:rPr>
+          <w:rFonts w:ascii="Calibri" w:hAnsi="Calibri" w:eastAsia="Calibri"/>
+          <w:b/>
+          <w:color w:val="333333"/>
+          <w:sz w:val="22"/>
+        </w:rPr>
+        <w:t>5. Собери мини-аргументацию ценности КЭДО под возражение «дорого».</w:t>
+      </w:r>
+    </w:p>
+    <w:p>
+      <w:pPr>
+        <w:spacing w:before="0" w:after="160" w:line="276" w:lineRule="auto"/>
       </w:pPr>
       <w:r>
         <w:rPr>
@@ -3115,7 +4058,7 @@
           <w:b w:val="0"/>
           <w:sz w:val="22"/>
         </w:rPr>
-        <w:t>Собери мини-аргументацию ценности КЭДО под возражение «дорого».</w:t>
+        <w:t>Ответ: «Стоимость = внедрение цифрового контура подписей. Сейчас HR тратит время на бумагу и контроль; сотрудники теряют дни на подписание. КЭДО возвращает это время, ускоряет процессы и снижает риски задержек. Давайте оценим часы HR в месяц и сравним с стоимостью — часто окупаемость понятна уже на горизонте нескольких месяцев».</w:t>
       </w:r>
     </w:p>
     <w:p>
@@ -3131,12 +4074,6 @@
         </w:rPr>
         <w:t>Уровни оценки ответа</w:t>
       </w:r>
-    </w:p>
-    <w:p>
-      <w:pPr>
-        <w:pStyle w:val="ListBullet"/>
-        <w:spacing w:before="0" w:after="40" w:line="264" w:lineRule="auto"/>
-      </w:pPr>
     </w:p>
     <w:p>
       <w:pPr>
